--- a/dossier-deets-apprentissage/word/11_Notice_prevention_du_decrochage.docx
+++ b/dossier-deets-apprentissage/word/11_Notice_prevention_du_decrochage.docx
@@ -8,27 +8,38 @@
       </w:pPr>
       <w:r>
         <w:rPr>
-          <w:rFonts w:ascii="Arial" w:cs="Arial" w:eastAsia="Arial" w:hAnsi="Arial"/>
+          <w:rFonts w:ascii="Montserrat" w:cs="Montserrat" w:eastAsia="Montserrat" w:hAnsi="Montserrat"/>
           <w:b/>
           <w:bCs/>
-          <w:color w:val="1F3A5F"/>
-          <w:sz w:val="36"/>
-          <w:szCs w:val="36"/>
-        </w:rPr>
-        <w:t xml:space="preserve">YEBA FORMATIONS</w:t>
+          <w:color w:val="1B3A6B"/>
+          <w:sz w:val="40"/>
+          <w:szCs w:val="40"/>
+        </w:rPr>
+        <w:t xml:space="preserve">YEBA</w:t>
+      </w:r>
+      <w:r>
+        <w:rPr>
+          <w:rFonts w:ascii="Montserrat" w:cs="Montserrat" w:eastAsia="Montserrat" w:hAnsi="Montserrat"/>
+          <w:b/>
+          <w:bCs/>
+          <w:color w:val="C9AB4C"/>
+          <w:sz w:val="40"/>
+          <w:szCs w:val="40"/>
+        </w:rPr>
+        <w:t xml:space="preserve">  FORMATIONS</w:t>
       </w:r>
     </w:p>
     <w:p>
       <w:pPr>
         <w:pBdr>
-          <w:bottom w:val="single" w:color="C8691C" w:sz="12" w:space="6"/>
+          <w:bottom w:val="single" w:color="C9AB4C" w:sz="12" w:space="6"/>
         </w:pBdr>
         <w:spacing w:after="240"/>
       </w:pPr>
       <w:r>
         <w:rPr>
-          <w:rFonts w:ascii="Arial" w:cs="Arial" w:eastAsia="Arial" w:hAnsi="Arial"/>
-          <w:color w:val="595959"/>
+          <w:rFonts w:ascii="Inter" w:cs="Inter" w:eastAsia="Inter" w:hAnsi="Inter"/>
+          <w:color w:val="4D4D4D"/>
           <w:sz w:val="20"/>
           <w:szCs w:val="20"/>
         </w:rPr>
@@ -41,10 +52,10 @@
       </w:pPr>
       <w:r>
         <w:rPr>
-          <w:rFonts w:ascii="Arial" w:cs="Arial" w:eastAsia="Arial" w:hAnsi="Arial"/>
+          <w:rFonts w:ascii="Montserrat" w:cs="Montserrat" w:eastAsia="Montserrat" w:hAnsi="Montserrat"/>
           <w:b/>
           <w:bCs/>
-          <w:color w:val="C8691C"/>
+          <w:color w:val="4D4D4D"/>
           <w:sz w:val="24"/>
           <w:szCs w:val="24"/>
         </w:rPr>
@@ -57,10 +68,10 @@
       </w:pPr>
       <w:r>
         <w:rPr>
-          <w:rFonts w:ascii="Arial" w:cs="Arial" w:eastAsia="Arial" w:hAnsi="Arial"/>
+          <w:rFonts w:ascii="Montserrat" w:cs="Montserrat" w:eastAsia="Montserrat" w:hAnsi="Montserrat"/>
           <w:b/>
           <w:bCs/>
-          <w:color w:val="1F3A5F"/>
+          <w:color w:val="1B3A6B"/>
           <w:sz w:val="32"/>
           <w:szCs w:val="32"/>
         </w:rPr>
@@ -91,21 +102,21 @@
         <w:tc>
           <w:tcPr>
             <w:tcW w:type="dxa" w:w="2600"/>
-            <w:shd w:fill="1F3A5F" w:color="auto" w:val="clear"/>
-            <w:tcMar>
-              <w:top w:type="dxa" w:w="60"/>
-              <w:left w:type="dxa" w:w="90"/>
-              <w:bottom w:type="dxa" w:w="60"/>
-              <w:right w:type="dxa" w:w="90"/>
-            </w:tcMar>
-          </w:tcPr>
-          <w:p>
-            <w:pPr>
-              <w:spacing w:after="40"/>
-            </w:pPr>
-            <w:r>
-              <w:rPr>
-                <w:rFonts w:ascii="Arial" w:cs="Arial" w:eastAsia="Arial" w:hAnsi="Arial"/>
+            <w:shd w:fill="1B3A6B" w:color="auto" w:val="clear"/>
+            <w:tcMar>
+              <w:top w:type="dxa" w:w="60"/>
+              <w:left w:type="dxa" w:w="90"/>
+              <w:bottom w:type="dxa" w:w="60"/>
+              <w:right w:type="dxa" w:w="90"/>
+            </w:tcMar>
+          </w:tcPr>
+          <w:p>
+            <w:pPr>
+              <w:spacing w:after="40"/>
+            </w:pPr>
+            <w:r>
+              <w:rPr>
+                <w:rFonts w:ascii="Inter" w:cs="Inter" w:eastAsia="Inter" w:hAnsi="Inter"/>
                 <w:b/>
                 <w:bCs/>
                 <w:color w:val="FFFFFF"/>
@@ -117,21 +128,21 @@
         <w:tc>
           <w:tcPr>
             <w:tcW w:type="dxa" w:w="7038"/>
-            <w:shd w:fill="1F3A5F" w:color="auto" w:val="clear"/>
-            <w:tcMar>
-              <w:top w:type="dxa" w:w="60"/>
-              <w:left w:type="dxa" w:w="90"/>
-              <w:bottom w:type="dxa" w:w="60"/>
-              <w:right w:type="dxa" w:w="90"/>
-            </w:tcMar>
-          </w:tcPr>
-          <w:p>
-            <w:pPr>
-              <w:spacing w:after="40"/>
-            </w:pPr>
-            <w:r>
-              <w:rPr>
-                <w:rFonts w:ascii="Arial" w:cs="Arial" w:eastAsia="Arial" w:hAnsi="Arial"/>
+            <w:shd w:fill="1B3A6B" w:color="auto" w:val="clear"/>
+            <w:tcMar>
+              <w:top w:type="dxa" w:w="60"/>
+              <w:left w:type="dxa" w:w="90"/>
+              <w:bottom w:type="dxa" w:w="60"/>
+              <w:right w:type="dxa" w:w="90"/>
+            </w:tcMar>
+          </w:tcPr>
+          <w:p>
+            <w:pPr>
+              <w:spacing w:after="40"/>
+            </w:pPr>
+            <w:r>
+              <w:rPr>
+                <w:rFonts w:ascii="Inter" w:cs="Inter" w:eastAsia="Inter" w:hAnsi="Inter"/>
                 <w:b/>
                 <w:bCs/>
                 <w:color w:val="FFFFFF"/>
@@ -161,7 +172,7 @@
             </w:pPr>
             <w:r>
               <w:rPr>
-                <w:rFonts w:ascii="Arial" w:cs="Arial" w:eastAsia="Arial" w:hAnsi="Arial"/>
+                <w:rFonts w:ascii="Inter" w:cs="Inter" w:eastAsia="Inter" w:hAnsi="Inter"/>
               </w:rPr>
               <w:t xml:space="preserve">Destinataire</w:t>
             </w:r>
@@ -183,7 +194,7 @@
             </w:pPr>
             <w:r>
               <w:rPr>
-                <w:rFonts w:ascii="Arial" w:cs="Arial" w:eastAsia="Arial" w:hAnsi="Arial"/>
+                <w:rFonts w:ascii="Inter" w:cs="Inter" w:eastAsia="Inter" w:hAnsi="Inter"/>
               </w:rPr>
               <w:t xml:space="preserve">DEETS La Réunion — Service de contrôle de la formation professionnelle</w:t>
             </w:r>
@@ -197,21 +208,21 @@
         <w:tc>
           <w:tcPr>
             <w:tcW w:type="dxa" w:w="2600"/>
-            <w:shd w:fill="EAF0F6" w:color="auto" w:val="clear"/>
-            <w:tcMar>
-              <w:top w:type="dxa" w:w="60"/>
-              <w:left w:type="dxa" w:w="90"/>
-              <w:bottom w:type="dxa" w:w="60"/>
-              <w:right w:type="dxa" w:w="90"/>
-            </w:tcMar>
-          </w:tcPr>
-          <w:p>
-            <w:pPr>
-              <w:spacing w:after="40"/>
-            </w:pPr>
-            <w:r>
-              <w:rPr>
-                <w:rFonts w:ascii="Arial" w:cs="Arial" w:eastAsia="Arial" w:hAnsi="Arial"/>
+            <w:shd w:fill="EEF1F6" w:color="auto" w:val="clear"/>
+            <w:tcMar>
+              <w:top w:type="dxa" w:w="60"/>
+              <w:left w:type="dxa" w:w="90"/>
+              <w:bottom w:type="dxa" w:w="60"/>
+              <w:right w:type="dxa" w:w="90"/>
+            </w:tcMar>
+          </w:tcPr>
+          <w:p>
+            <w:pPr>
+              <w:spacing w:after="40"/>
+            </w:pPr>
+            <w:r>
+              <w:rPr>
+                <w:rFonts w:ascii="Inter" w:cs="Inter" w:eastAsia="Inter" w:hAnsi="Inter"/>
               </w:rPr>
               <w:t xml:space="preserve">Référence</w:t>
             </w:r>
@@ -220,21 +231,21 @@
         <w:tc>
           <w:tcPr>
             <w:tcW w:type="dxa" w:w="7038"/>
-            <w:shd w:fill="EAF0F6" w:color="auto" w:val="clear"/>
-            <w:tcMar>
-              <w:top w:type="dxa" w:w="60"/>
-              <w:left w:type="dxa" w:w="90"/>
-              <w:bottom w:type="dxa" w:w="60"/>
-              <w:right w:type="dxa" w:w="90"/>
-            </w:tcMar>
-          </w:tcPr>
-          <w:p>
-            <w:pPr>
-              <w:spacing w:after="40"/>
-            </w:pPr>
-            <w:r>
-              <w:rPr>
-                <w:rFonts w:ascii="Arial" w:cs="Arial" w:eastAsia="Arial" w:hAnsi="Arial"/>
+            <w:shd w:fill="EEF1F6" w:color="auto" w:val="clear"/>
+            <w:tcMar>
+              <w:top w:type="dxa" w:w="60"/>
+              <w:left w:type="dxa" w:w="90"/>
+              <w:bottom w:type="dxa" w:w="60"/>
+              <w:right w:type="dxa" w:w="90"/>
+            </w:tcMar>
+          </w:tcPr>
+          <w:p>
+            <w:pPr>
+              <w:spacing w:after="40"/>
+            </w:pPr>
+            <w:r>
+              <w:rPr>
+                <w:rFonts w:ascii="Inter" w:cs="Inter" w:eastAsia="Inter" w:hAnsi="Inter"/>
               </w:rPr>
               <w:t xml:space="preserve">Courriel de la DEETS du 20 octobre 2026 — instruction au titre de l’article L.6351-5 du Code du travail</w:t>
             </w:r>
@@ -261,7 +272,7 @@
             </w:pPr>
             <w:r>
               <w:rPr>
-                <w:rFonts w:ascii="Arial" w:cs="Arial" w:eastAsia="Arial" w:hAnsi="Arial"/>
+                <w:rFonts w:ascii="Inter" w:cs="Inter" w:eastAsia="Inter" w:hAnsi="Inter"/>
               </w:rPr>
               <w:t xml:space="preserve">Objet de la pièce</w:t>
             </w:r>
@@ -283,7 +294,7 @@
             </w:pPr>
             <w:r>
               <w:rPr>
-                <w:rFonts w:ascii="Arial" w:cs="Arial" w:eastAsia="Arial" w:hAnsi="Arial"/>
+                <w:rFonts w:ascii="Inter" w:cs="Inter" w:eastAsia="Inter" w:hAnsi="Inter"/>
               </w:rPr>
               <w:t xml:space="preserve">Dispositif de prévention, de détection précoce et de traitement du décrochage en formation et en entreprise.</w:t>
             </w:r>
@@ -297,21 +308,21 @@
         <w:tc>
           <w:tcPr>
             <w:tcW w:type="dxa" w:w="2600"/>
-            <w:shd w:fill="EAF0F6" w:color="auto" w:val="clear"/>
-            <w:tcMar>
-              <w:top w:type="dxa" w:w="60"/>
-              <w:left w:type="dxa" w:w="90"/>
-              <w:bottom w:type="dxa" w:w="60"/>
-              <w:right w:type="dxa" w:w="90"/>
-            </w:tcMar>
-          </w:tcPr>
-          <w:p>
-            <w:pPr>
-              <w:spacing w:after="40"/>
-            </w:pPr>
-            <w:r>
-              <w:rPr>
-                <w:rFonts w:ascii="Arial" w:cs="Arial" w:eastAsia="Arial" w:hAnsi="Arial"/>
+            <w:shd w:fill="EEF1F6" w:color="auto" w:val="clear"/>
+            <w:tcMar>
+              <w:top w:type="dxa" w:w="60"/>
+              <w:left w:type="dxa" w:w="90"/>
+              <w:bottom w:type="dxa" w:w="60"/>
+              <w:right w:type="dxa" w:w="90"/>
+            </w:tcMar>
+          </w:tcPr>
+          <w:p>
+            <w:pPr>
+              <w:spacing w:after="40"/>
+            </w:pPr>
+            <w:r>
+              <w:rPr>
+                <w:rFonts w:ascii="Inter" w:cs="Inter" w:eastAsia="Inter" w:hAnsi="Inter"/>
               </w:rPr>
               <w:t xml:space="preserve">Organisme</w:t>
             </w:r>
@@ -320,23 +331,23 @@
         <w:tc>
           <w:tcPr>
             <w:tcW w:type="dxa" w:w="7038"/>
-            <w:shd w:fill="EAF0F6" w:color="auto" w:val="clear"/>
-            <w:tcMar>
-              <w:top w:type="dxa" w:w="60"/>
-              <w:left w:type="dxa" w:w="90"/>
-              <w:bottom w:type="dxa" w:w="60"/>
-              <w:right w:type="dxa" w:w="90"/>
-            </w:tcMar>
-          </w:tcPr>
-          <w:p>
-            <w:pPr>
-              <w:spacing w:after="40"/>
-            </w:pPr>
-            <w:r>
-              <w:rPr>
-                <w:rFonts w:ascii="Arial" w:cs="Arial" w:eastAsia="Arial" w:hAnsi="Arial"/>
-              </w:rPr>
-              <w:t xml:space="preserve">YEBA FORMATIONS — SIRET 814 622 262 00032 — NDA 04973676397</w:t>
+            <w:shd w:fill="EEF1F6" w:color="auto" w:val="clear"/>
+            <w:tcMar>
+              <w:top w:type="dxa" w:w="60"/>
+              <w:left w:type="dxa" w:w="90"/>
+              <w:bottom w:type="dxa" w:w="60"/>
+              <w:right w:type="dxa" w:w="90"/>
+            </w:tcMar>
+          </w:tcPr>
+          <w:p>
+            <w:pPr>
+              <w:spacing w:after="40"/>
+            </w:pPr>
+            <w:r>
+              <w:rPr>
+                <w:rFonts w:ascii="Inter" w:cs="Inter" w:eastAsia="Inter" w:hAnsi="Inter"/>
+              </w:rPr>
+              <w:t xml:space="preserve">YEBA FORMATIONS — SIRET 814 622 262 00032 — NDA 04973676397 — UAI 9742022E</w:t>
             </w:r>
           </w:p>
         </w:tc>
@@ -361,9 +372,9 @@
             </w:pPr>
             <w:r>
               <w:rPr>
-                <w:rFonts w:ascii="Arial" w:cs="Arial" w:eastAsia="Arial" w:hAnsi="Arial"/>
-              </w:rPr>
-              <w:t xml:space="preserve">Certification Qualiopi</w:t>
+                <w:rFonts w:ascii="Inter" w:cs="Inter" w:eastAsia="Inter" w:hAnsi="Inter"/>
+              </w:rPr>
+              <w:t xml:space="preserve">Lieu de formation</w:t>
             </w:r>
           </w:p>
         </w:tc>
@@ -383,19 +394,9 @@
             </w:pPr>
             <w:r>
               <w:rPr>
-                <w:rFonts w:ascii="Arial" w:cs="Arial" w:eastAsia="Arial" w:hAnsi="Arial"/>
-              </w:rPr>
-              <w:t xml:space="preserve">n° 25FOR02027.1 — </w:t>
-            </w:r>
-            <w:r>
-              <w:rPr>
-                <w:rFonts w:ascii="Arial" w:cs="Arial" w:eastAsia="Arial" w:hAnsi="Arial"/>
-                <w:b/>
-                <w:bCs/>
-                <w:highlight w:val="yellow"/>
-                <w:highlightCs w:val="yellow"/>
-              </w:rPr>
-              <w:t xml:space="preserve">[préciser si la catégorie « actions de formation par apprentissage » est déjà couverte ou en cours d’extension]</w:t>
+                <w:rFonts w:ascii="Inter" w:cs="Inter" w:eastAsia="Inter" w:hAnsi="Inter"/>
+              </w:rPr>
+              <w:t xml:space="preserve">7 rue Henri Cornu, Immeuble Rodrigue 2, Technopole Réunion / Technor, 97490 Sainte-Clotilde (Saint-Denis)</w:t>
             </w:r>
           </w:p>
         </w:tc>
@@ -407,46 +408,46 @@
         <w:tc>
           <w:tcPr>
             <w:tcW w:type="dxa" w:w="2600"/>
-            <w:shd w:fill="EAF0F6" w:color="auto" w:val="clear"/>
-            <w:tcMar>
-              <w:top w:type="dxa" w:w="60"/>
-              <w:left w:type="dxa" w:w="90"/>
-              <w:bottom w:type="dxa" w:w="60"/>
-              <w:right w:type="dxa" w:w="90"/>
-            </w:tcMar>
-          </w:tcPr>
-          <w:p>
-            <w:pPr>
-              <w:spacing w:after="40"/>
-            </w:pPr>
-            <w:r>
-              <w:rPr>
-                <w:rFonts w:ascii="Arial" w:cs="Arial" w:eastAsia="Arial" w:hAnsi="Arial"/>
-              </w:rPr>
-              <w:t xml:space="preserve">Responsable</w:t>
+            <w:shd w:fill="EEF1F6" w:color="auto" w:val="clear"/>
+            <w:tcMar>
+              <w:top w:type="dxa" w:w="60"/>
+              <w:left w:type="dxa" w:w="90"/>
+              <w:bottom w:type="dxa" w:w="60"/>
+              <w:right w:type="dxa" w:w="90"/>
+            </w:tcMar>
+          </w:tcPr>
+          <w:p>
+            <w:pPr>
+              <w:spacing w:after="40"/>
+            </w:pPr>
+            <w:r>
+              <w:rPr>
+                <w:rFonts w:ascii="Inter" w:cs="Inter" w:eastAsia="Inter" w:hAnsi="Inter"/>
+              </w:rPr>
+              <w:t xml:space="preserve">Certification Qualiopi</w:t>
             </w:r>
           </w:p>
         </w:tc>
         <w:tc>
           <w:tcPr>
             <w:tcW w:type="dxa" w:w="7038"/>
-            <w:shd w:fill="EAF0F6" w:color="auto" w:val="clear"/>
-            <w:tcMar>
-              <w:top w:type="dxa" w:w="60"/>
-              <w:left w:type="dxa" w:w="90"/>
-              <w:bottom w:type="dxa" w:w="60"/>
-              <w:right w:type="dxa" w:w="90"/>
-            </w:tcMar>
-          </w:tcPr>
-          <w:p>
-            <w:pPr>
-              <w:spacing w:after="40"/>
-            </w:pPr>
-            <w:r>
-              <w:rPr>
-                <w:rFonts w:ascii="Arial" w:cs="Arial" w:eastAsia="Arial" w:hAnsi="Arial"/>
-              </w:rPr>
-              <w:t xml:space="preserve">Aurélien LUMEKA, Directeur</w:t>
+            <w:shd w:fill="EEF1F6" w:color="auto" w:val="clear"/>
+            <w:tcMar>
+              <w:top w:type="dxa" w:w="60"/>
+              <w:left w:type="dxa" w:w="90"/>
+              <w:bottom w:type="dxa" w:w="60"/>
+              <w:right w:type="dxa" w:w="90"/>
+            </w:tcMar>
+          </w:tcPr>
+          <w:p>
+            <w:pPr>
+              <w:spacing w:after="40"/>
+            </w:pPr>
+            <w:r>
+              <w:rPr>
+                <w:rFonts w:ascii="Inter" w:cs="Inter" w:eastAsia="Inter" w:hAnsi="Inter"/>
+              </w:rPr>
+              <w:t xml:space="preserve">n° 25FOR02027.1 (actions de formation). Extension à la catégorie « actions de formation par apprentissage » engagée : l’audit d’extension sera réalisé dès l’entrée en formation du premier apprenti (courriel de l’organisme certificateur du 14/10/2026).</w:t>
             </w:r>
           </w:p>
         </w:tc>
@@ -471,7 +472,57 @@
             </w:pPr>
             <w:r>
               <w:rPr>
-                <w:rFonts w:ascii="Arial" w:cs="Arial" w:eastAsia="Arial" w:hAnsi="Arial"/>
+                <w:rFonts w:ascii="Inter" w:cs="Inter" w:eastAsia="Inter" w:hAnsi="Inter"/>
+              </w:rPr>
+              <w:t xml:space="preserve">Responsable</w:t>
+            </w:r>
+          </w:p>
+        </w:tc>
+        <w:tc>
+          <w:tcPr>
+            <w:tcW w:type="dxa" w:w="7038"/>
+            <w:tcMar>
+              <w:top w:type="dxa" w:w="60"/>
+              <w:left w:type="dxa" w:w="90"/>
+              <w:bottom w:type="dxa" w:w="60"/>
+              <w:right w:type="dxa" w:w="90"/>
+            </w:tcMar>
+          </w:tcPr>
+          <w:p>
+            <w:pPr>
+              <w:spacing w:after="40"/>
+            </w:pPr>
+            <w:r>
+              <w:rPr>
+                <w:rFonts w:ascii="Inter" w:cs="Inter" w:eastAsia="Inter" w:hAnsi="Inter"/>
+              </w:rPr>
+              <w:t xml:space="preserve">Aurélien LUMEKA, Directeur</w:t>
+            </w:r>
+          </w:p>
+        </w:tc>
+      </w:tr>
+      <w:tr>
+        <w:trPr>
+          <w:cantSplit/>
+        </w:trPr>
+        <w:tc>
+          <w:tcPr>
+            <w:tcW w:type="dxa" w:w="2600"/>
+            <w:shd w:fill="EEF1F6" w:color="auto" w:val="clear"/>
+            <w:tcMar>
+              <w:top w:type="dxa" w:w="60"/>
+              <w:left w:type="dxa" w:w="90"/>
+              <w:bottom w:type="dxa" w:w="60"/>
+              <w:right w:type="dxa" w:w="90"/>
+            </w:tcMar>
+          </w:tcPr>
+          <w:p>
+            <w:pPr>
+              <w:spacing w:after="40"/>
+            </w:pPr>
+            <w:r>
+              <w:rPr>
+                <w:rFonts w:ascii="Inter" w:cs="Inter" w:eastAsia="Inter" w:hAnsi="Inter"/>
               </w:rPr>
               <w:t xml:space="preserve">Version</w:t>
             </w:r>
@@ -480,22 +531,23 @@
         <w:tc>
           <w:tcPr>
             <w:tcW w:type="dxa" w:w="7038"/>
-            <w:tcMar>
-              <w:top w:type="dxa" w:w="60"/>
-              <w:left w:type="dxa" w:w="90"/>
-              <w:bottom w:type="dxa" w:w="60"/>
-              <w:right w:type="dxa" w:w="90"/>
-            </w:tcMar>
-          </w:tcPr>
-          <w:p>
-            <w:pPr>
-              <w:spacing w:after="40"/>
-            </w:pPr>
-            <w:r>
-              <w:rPr>
-                <w:rFonts w:ascii="Arial" w:cs="Arial" w:eastAsia="Arial" w:hAnsi="Arial"/>
-              </w:rPr>
-              <w:t xml:space="preserve">Version 1 du 28/10/2026</w:t>
+            <w:shd w:fill="EEF1F6" w:color="auto" w:val="clear"/>
+            <w:tcMar>
+              <w:top w:type="dxa" w:w="60"/>
+              <w:left w:type="dxa" w:w="90"/>
+              <w:bottom w:type="dxa" w:w="60"/>
+              <w:right w:type="dxa" w:w="90"/>
+            </w:tcMar>
+          </w:tcPr>
+          <w:p>
+            <w:pPr>
+              <w:spacing w:after="40"/>
+            </w:pPr>
+            <w:r>
+              <w:rPr>
+                <w:rFonts w:ascii="Inter" w:cs="Inter" w:eastAsia="Inter" w:hAnsi="Inter"/>
+              </w:rPr>
+              <w:t xml:space="preserve">Version 2 du 28/10/2026</w:t>
             </w:r>
           </w:p>
         </w:tc>
@@ -514,7 +566,7 @@
       </w:pPr>
       <w:r>
         <w:rPr>
-          <w:rFonts w:ascii="Arial" w:cs="Arial" w:eastAsia="Arial" w:hAnsi="Arial"/>
+          <w:rFonts w:ascii="Montserrat" w:cs="Montserrat" w:eastAsia="Montserrat" w:hAnsi="Montserrat"/>
         </w:rPr>
         <w:t xml:space="preserve">1. Approche</w:t>
       </w:r>
@@ -526,13 +578,13 @@
       </w:pPr>
       <w:r>
         <w:rPr>
-          <w:rFonts w:ascii="Arial" w:cs="Arial" w:eastAsia="Arial" w:hAnsi="Arial"/>
+          <w:rFonts w:ascii="Inter" w:cs="Inter" w:eastAsia="Inter" w:hAnsi="Inter"/>
         </w:rPr>
         <w:t xml:space="preserve">Le décrochage se prépare rarement en un jour : il se lit dans les absences, les retards, la baisse d’engagement, un conflit avec l’employeur ou des difficultés personnelles (transport, logement, argent, santé). YEBA FORMATIONS agit à trois niveaux : </w:t>
       </w:r>
       <w:r>
         <w:rPr>
-          <w:rFonts w:ascii="Arial" w:cs="Arial" w:eastAsia="Arial" w:hAnsi="Arial"/>
+          <w:rFonts w:ascii="Inter" w:cs="Inter" w:eastAsia="Inter" w:hAnsi="Inter"/>
           <w:b/>
           <w:bCs/>
         </w:rPr>
@@ -540,7 +592,7 @@
       </w:r>
       <w:r>
         <w:rPr>
-          <w:rFonts w:ascii="Arial" w:cs="Arial" w:eastAsia="Arial" w:hAnsi="Arial"/>
+          <w:rFonts w:ascii="Inter" w:cs="Inter" w:eastAsia="Inter" w:hAnsi="Inter"/>
         </w:rPr>
         <w:t xml:space="preserve">.</w:t>
       </w:r>
@@ -553,7 +605,7 @@
       </w:pPr>
       <w:r>
         <w:rPr>
-          <w:rFonts w:ascii="Arial" w:cs="Arial" w:eastAsia="Arial" w:hAnsi="Arial"/>
+          <w:rFonts w:ascii="Montserrat" w:cs="Montserrat" w:eastAsia="Montserrat" w:hAnsi="Montserrat"/>
         </w:rPr>
         <w:t xml:space="preserve">2. Prévenir</w:t>
       </w:r>
@@ -569,7 +621,7 @@
       </w:pPr>
       <w:r>
         <w:rPr>
-          <w:rFonts w:ascii="Arial" w:cs="Arial" w:eastAsia="Arial" w:hAnsi="Arial"/>
+          <w:rFonts w:ascii="Inter" w:cs="Inter" w:eastAsia="Inter" w:hAnsi="Inter"/>
         </w:rPr>
         <w:t xml:space="preserve">Entretien de positionnement et vérification du projet avant la signature (pièce n° 05).</w:t>
       </w:r>
@@ -585,7 +637,7 @@
       </w:pPr>
       <w:r>
         <w:rPr>
-          <w:rFonts w:ascii="Arial" w:cs="Arial" w:eastAsia="Arial" w:hAnsi="Arial"/>
+          <w:rFonts w:ascii="Inter" w:cs="Inter" w:eastAsia="Inter" w:hAnsi="Inter"/>
         </w:rPr>
         <w:t xml:space="preserve">Semaine d’intégration : connaissance de la promotion, règles de vie, droits et devoirs, présentation des personnes ressources.</w:t>
       </w:r>
@@ -601,7 +653,7 @@
       </w:pPr>
       <w:r>
         <w:rPr>
-          <w:rFonts w:ascii="Arial" w:cs="Arial" w:eastAsia="Arial" w:hAnsi="Arial"/>
+          <w:rFonts w:ascii="Inter" w:cs="Inter" w:eastAsia="Inter" w:hAnsi="Inter"/>
         </w:rPr>
         <w:t xml:space="preserve">Pédagogie active et concrète : jeux de rôle, cas d’entreprises réunionnaises, défis par équipe — pour donner du sens à chaque séquence.</w:t>
       </w:r>
@@ -617,13 +669,13 @@
       </w:pPr>
       <w:r>
         <w:rPr>
-          <w:rFonts w:ascii="Arial" w:cs="Arial" w:eastAsia="Arial" w:hAnsi="Arial"/>
+          <w:rFonts w:ascii="Inter" w:cs="Inter" w:eastAsia="Inter" w:hAnsi="Inter"/>
         </w:rPr>
         <w:t xml:space="preserve">Petits groupes (</w:t>
       </w:r>
       <w:r>
         <w:rPr>
-          <w:rFonts w:ascii="Arial" w:cs="Arial" w:eastAsia="Arial" w:hAnsi="Arial"/>
+          <w:rFonts w:ascii="Inter" w:cs="Inter" w:eastAsia="Inter" w:hAnsi="Inter"/>
           <w:b/>
           <w:bCs/>
           <w:highlight w:val="yellow"/>
@@ -633,7 +685,7 @@
       </w:r>
       <w:r>
         <w:rPr>
-          <w:rFonts w:ascii="Arial" w:cs="Arial" w:eastAsia="Arial" w:hAnsi="Arial"/>
+          <w:rFonts w:ascii="Inter" w:cs="Inter" w:eastAsia="Inter" w:hAnsi="Inter"/>
         </w:rPr>
         <w:t xml:space="preserve">) permettant une attention individuelle.</w:t>
       </w:r>
@@ -649,13 +701,13 @@
       </w:pPr>
       <w:r>
         <w:rPr>
-          <w:rFonts w:ascii="Arial" w:cs="Arial" w:eastAsia="Arial" w:hAnsi="Arial"/>
+          <w:rFonts w:ascii="Inter" w:cs="Inter" w:eastAsia="Inter" w:hAnsi="Inter"/>
         </w:rPr>
         <w:t xml:space="preserve">Information sur les aides matérielles (transport, logement, aide au permis de conduire, selon les dispositifs en vigueur — </w:t>
       </w:r>
       <w:r>
         <w:rPr>
-          <w:rFonts w:ascii="Arial" w:cs="Arial" w:eastAsia="Arial" w:hAnsi="Arial"/>
+          <w:rFonts w:ascii="Inter" w:cs="Inter" w:eastAsia="Inter" w:hAnsi="Inter"/>
           <w:b/>
           <w:bCs/>
           <w:highlight w:val="yellow"/>
@@ -665,7 +717,7 @@
       </w:r>
       <w:r>
         <w:rPr>
-          <w:rFonts w:ascii="Arial" w:cs="Arial" w:eastAsia="Arial" w:hAnsi="Arial"/>
+          <w:rFonts w:ascii="Inter" w:cs="Inter" w:eastAsia="Inter" w:hAnsi="Inter"/>
         </w:rPr>
         <w:t xml:space="preserve">).</w:t>
       </w:r>
@@ -678,7 +730,7 @@
       </w:pPr>
       <w:r>
         <w:rPr>
-          <w:rFonts w:ascii="Arial" w:cs="Arial" w:eastAsia="Arial" w:hAnsi="Arial"/>
+          <w:rFonts w:ascii="Montserrat" w:cs="Montserrat" w:eastAsia="Montserrat" w:hAnsi="Montserrat"/>
         </w:rPr>
         <w:t xml:space="preserve">3. Détecter tôt : signaux d’alerte</w:t>
       </w:r>
@@ -708,21 +760,21 @@
         <w:tc>
           <w:tcPr>
             <w:tcW w:type="dxa" w:w="2600"/>
-            <w:shd w:fill="1F3A5F" w:color="auto" w:val="clear"/>
-            <w:tcMar>
-              <w:top w:type="dxa" w:w="60"/>
-              <w:left w:type="dxa" w:w="90"/>
-              <w:bottom w:type="dxa" w:w="60"/>
-              <w:right w:type="dxa" w:w="90"/>
-            </w:tcMar>
-          </w:tcPr>
-          <w:p>
-            <w:pPr>
-              <w:spacing w:after="40"/>
-            </w:pPr>
-            <w:r>
-              <w:rPr>
-                <w:rFonts w:ascii="Arial" w:cs="Arial" w:eastAsia="Arial" w:hAnsi="Arial"/>
+            <w:shd w:fill="1B3A6B" w:color="auto" w:val="clear"/>
+            <w:tcMar>
+              <w:top w:type="dxa" w:w="60"/>
+              <w:left w:type="dxa" w:w="90"/>
+              <w:bottom w:type="dxa" w:w="60"/>
+              <w:right w:type="dxa" w:w="90"/>
+            </w:tcMar>
+          </w:tcPr>
+          <w:p>
+            <w:pPr>
+              <w:spacing w:after="40"/>
+            </w:pPr>
+            <w:r>
+              <w:rPr>
+                <w:rFonts w:ascii="Inter" w:cs="Inter" w:eastAsia="Inter" w:hAnsi="Inter"/>
                 <w:b/>
                 <w:bCs/>
                 <w:color w:val="FFFFFF"/>
@@ -734,21 +786,21 @@
         <w:tc>
           <w:tcPr>
             <w:tcW w:type="dxa" w:w="3000"/>
-            <w:shd w:fill="1F3A5F" w:color="auto" w:val="clear"/>
-            <w:tcMar>
-              <w:top w:type="dxa" w:w="60"/>
-              <w:left w:type="dxa" w:w="90"/>
-              <w:bottom w:type="dxa" w:w="60"/>
-              <w:right w:type="dxa" w:w="90"/>
-            </w:tcMar>
-          </w:tcPr>
-          <w:p>
-            <w:pPr>
-              <w:spacing w:after="40"/>
-            </w:pPr>
-            <w:r>
-              <w:rPr>
-                <w:rFonts w:ascii="Arial" w:cs="Arial" w:eastAsia="Arial" w:hAnsi="Arial"/>
+            <w:shd w:fill="1B3A6B" w:color="auto" w:val="clear"/>
+            <w:tcMar>
+              <w:top w:type="dxa" w:w="60"/>
+              <w:left w:type="dxa" w:w="90"/>
+              <w:bottom w:type="dxa" w:w="60"/>
+              <w:right w:type="dxa" w:w="90"/>
+            </w:tcMar>
+          </w:tcPr>
+          <w:p>
+            <w:pPr>
+              <w:spacing w:after="40"/>
+            </w:pPr>
+            <w:r>
+              <w:rPr>
+                <w:rFonts w:ascii="Inter" w:cs="Inter" w:eastAsia="Inter" w:hAnsi="Inter"/>
                 <w:b/>
                 <w:bCs/>
                 <w:color w:val="FFFFFF"/>
@@ -760,21 +812,21 @@
         <w:tc>
           <w:tcPr>
             <w:tcW w:type="dxa" w:w="4038"/>
-            <w:shd w:fill="1F3A5F" w:color="auto" w:val="clear"/>
-            <w:tcMar>
-              <w:top w:type="dxa" w:w="60"/>
-              <w:left w:type="dxa" w:w="90"/>
-              <w:bottom w:type="dxa" w:w="60"/>
-              <w:right w:type="dxa" w:w="90"/>
-            </w:tcMar>
-          </w:tcPr>
-          <w:p>
-            <w:pPr>
-              <w:spacing w:after="40"/>
-            </w:pPr>
-            <w:r>
-              <w:rPr>
-                <w:rFonts w:ascii="Arial" w:cs="Arial" w:eastAsia="Arial" w:hAnsi="Arial"/>
+            <w:shd w:fill="1B3A6B" w:color="auto" w:val="clear"/>
+            <w:tcMar>
+              <w:top w:type="dxa" w:w="60"/>
+              <w:left w:type="dxa" w:w="90"/>
+              <w:bottom w:type="dxa" w:w="60"/>
+              <w:right w:type="dxa" w:w="90"/>
+            </w:tcMar>
+          </w:tcPr>
+          <w:p>
+            <w:pPr>
+              <w:spacing w:after="40"/>
+            </w:pPr>
+            <w:r>
+              <w:rPr>
+                <w:rFonts w:ascii="Inter" w:cs="Inter" w:eastAsia="Inter" w:hAnsi="Inter"/>
                 <w:b/>
                 <w:bCs/>
                 <w:color w:val="FFFFFF"/>
@@ -804,7 +856,7 @@
             </w:pPr>
             <w:r>
               <w:rPr>
-                <w:rFonts w:ascii="Arial" w:cs="Arial" w:eastAsia="Arial" w:hAnsi="Arial"/>
+                <w:rFonts w:ascii="Inter" w:cs="Inter" w:eastAsia="Inter" w:hAnsi="Inter"/>
               </w:rPr>
               <w:t xml:space="preserve">Absences injustifiées au CFA</w:t>
             </w:r>
@@ -826,7 +878,7 @@
             </w:pPr>
             <w:r>
               <w:rPr>
-                <w:rFonts w:ascii="Arial" w:cs="Arial" w:eastAsia="Arial" w:hAnsi="Arial"/>
+                <w:rFonts w:ascii="Inter" w:cs="Inter" w:eastAsia="Inter" w:hAnsi="Inter"/>
               </w:rPr>
               <w:t xml:space="preserve">2 demi-journées sur un mois</w:t>
             </w:r>
@@ -848,7 +900,7 @@
             </w:pPr>
             <w:r>
               <w:rPr>
-                <w:rFonts w:ascii="Arial" w:cs="Arial" w:eastAsia="Arial" w:hAnsi="Arial"/>
+                <w:rFonts w:ascii="Inter" w:cs="Inter" w:eastAsia="Inter" w:hAnsi="Inter"/>
               </w:rPr>
               <w:t xml:space="preserve">Appel le jour même ; entretien sous 5 jours ouvrés</w:t>
             </w:r>
@@ -862,21 +914,21 @@
         <w:tc>
           <w:tcPr>
             <w:tcW w:type="dxa" w:w="2600"/>
-            <w:shd w:fill="EAF0F6" w:color="auto" w:val="clear"/>
-            <w:tcMar>
-              <w:top w:type="dxa" w:w="60"/>
-              <w:left w:type="dxa" w:w="90"/>
-              <w:bottom w:type="dxa" w:w="60"/>
-              <w:right w:type="dxa" w:w="90"/>
-            </w:tcMar>
-          </w:tcPr>
-          <w:p>
-            <w:pPr>
-              <w:spacing w:after="40"/>
-            </w:pPr>
-            <w:r>
-              <w:rPr>
-                <w:rFonts w:ascii="Arial" w:cs="Arial" w:eastAsia="Arial" w:hAnsi="Arial"/>
+            <w:shd w:fill="EEF1F6" w:color="auto" w:val="clear"/>
+            <w:tcMar>
+              <w:top w:type="dxa" w:w="60"/>
+              <w:left w:type="dxa" w:w="90"/>
+              <w:bottom w:type="dxa" w:w="60"/>
+              <w:right w:type="dxa" w:w="90"/>
+            </w:tcMar>
+          </w:tcPr>
+          <w:p>
+            <w:pPr>
+              <w:spacing w:after="40"/>
+            </w:pPr>
+            <w:r>
+              <w:rPr>
+                <w:rFonts w:ascii="Inter" w:cs="Inter" w:eastAsia="Inter" w:hAnsi="Inter"/>
               </w:rPr>
               <w:t xml:space="preserve">Retards répétés</w:t>
             </w:r>
@@ -885,21 +937,21 @@
         <w:tc>
           <w:tcPr>
             <w:tcW w:type="dxa" w:w="3000"/>
-            <w:shd w:fill="EAF0F6" w:color="auto" w:val="clear"/>
-            <w:tcMar>
-              <w:top w:type="dxa" w:w="60"/>
-              <w:left w:type="dxa" w:w="90"/>
-              <w:bottom w:type="dxa" w:w="60"/>
-              <w:right w:type="dxa" w:w="90"/>
-            </w:tcMar>
-          </w:tcPr>
-          <w:p>
-            <w:pPr>
-              <w:spacing w:after="40"/>
-            </w:pPr>
-            <w:r>
-              <w:rPr>
-                <w:rFonts w:ascii="Arial" w:cs="Arial" w:eastAsia="Arial" w:hAnsi="Arial"/>
+            <w:shd w:fill="EEF1F6" w:color="auto" w:val="clear"/>
+            <w:tcMar>
+              <w:top w:type="dxa" w:w="60"/>
+              <w:left w:type="dxa" w:w="90"/>
+              <w:bottom w:type="dxa" w:w="60"/>
+              <w:right w:type="dxa" w:w="90"/>
+            </w:tcMar>
+          </w:tcPr>
+          <w:p>
+            <w:pPr>
+              <w:spacing w:after="40"/>
+            </w:pPr>
+            <w:r>
+              <w:rPr>
+                <w:rFonts w:ascii="Inter" w:cs="Inter" w:eastAsia="Inter" w:hAnsi="Inter"/>
               </w:rPr>
               <w:t xml:space="preserve">3 retards sur un mois</w:t>
             </w:r>
@@ -908,21 +960,21 @@
         <w:tc>
           <w:tcPr>
             <w:tcW w:type="dxa" w:w="4038"/>
-            <w:shd w:fill="EAF0F6" w:color="auto" w:val="clear"/>
-            <w:tcMar>
-              <w:top w:type="dxa" w:w="60"/>
-              <w:left w:type="dxa" w:w="90"/>
-              <w:bottom w:type="dxa" w:w="60"/>
-              <w:right w:type="dxa" w:w="90"/>
-            </w:tcMar>
-          </w:tcPr>
-          <w:p>
-            <w:pPr>
-              <w:spacing w:after="40"/>
-            </w:pPr>
-            <w:r>
-              <w:rPr>
-                <w:rFonts w:ascii="Arial" w:cs="Arial" w:eastAsia="Arial" w:hAnsi="Arial"/>
+            <w:shd w:fill="EEF1F6" w:color="auto" w:val="clear"/>
+            <w:tcMar>
+              <w:top w:type="dxa" w:w="60"/>
+              <w:left w:type="dxa" w:w="90"/>
+              <w:bottom w:type="dxa" w:w="60"/>
+              <w:right w:type="dxa" w:w="90"/>
+            </w:tcMar>
+          </w:tcPr>
+          <w:p>
+            <w:pPr>
+              <w:spacing w:after="40"/>
+            </w:pPr>
+            <w:r>
+              <w:rPr>
+                <w:rFonts w:ascii="Inter" w:cs="Inter" w:eastAsia="Inter" w:hAnsi="Inter"/>
               </w:rPr>
               <w:t xml:space="preserve">Entretien avec le formateur référent</w:t>
             </w:r>
@@ -949,7 +1001,7 @@
             </w:pPr>
             <w:r>
               <w:rPr>
-                <w:rFonts w:ascii="Arial" w:cs="Arial" w:eastAsia="Arial" w:hAnsi="Arial"/>
+                <w:rFonts w:ascii="Inter" w:cs="Inter" w:eastAsia="Inter" w:hAnsi="Inter"/>
               </w:rPr>
               <w:t xml:space="preserve">Baisse des résultats</w:t>
             </w:r>
@@ -971,7 +1023,7 @@
             </w:pPr>
             <w:r>
               <w:rPr>
-                <w:rFonts w:ascii="Arial" w:cs="Arial" w:eastAsia="Arial" w:hAnsi="Arial"/>
+                <w:rFonts w:ascii="Inter" w:cs="Inter" w:eastAsia="Inter" w:hAnsi="Inter"/>
               </w:rPr>
               <w:t xml:space="preserve">Deux évaluations successives sous le niveau attendu</w:t>
             </w:r>
@@ -993,7 +1045,7 @@
             </w:pPr>
             <w:r>
               <w:rPr>
-                <w:rFonts w:ascii="Arial" w:cs="Arial" w:eastAsia="Arial" w:hAnsi="Arial"/>
+                <w:rFonts w:ascii="Inter" w:cs="Inter" w:eastAsia="Inter" w:hAnsi="Inter"/>
               </w:rPr>
               <w:t xml:space="preserve">Plan de remédiation (pièce n° 06)</w:t>
             </w:r>
@@ -1007,21 +1059,21 @@
         <w:tc>
           <w:tcPr>
             <w:tcW w:type="dxa" w:w="2600"/>
-            <w:shd w:fill="EAF0F6" w:color="auto" w:val="clear"/>
-            <w:tcMar>
-              <w:top w:type="dxa" w:w="60"/>
-              <w:left w:type="dxa" w:w="90"/>
-              <w:bottom w:type="dxa" w:w="60"/>
-              <w:right w:type="dxa" w:w="90"/>
-            </w:tcMar>
-          </w:tcPr>
-          <w:p>
-            <w:pPr>
-              <w:spacing w:after="40"/>
-            </w:pPr>
-            <w:r>
-              <w:rPr>
-                <w:rFonts w:ascii="Arial" w:cs="Arial" w:eastAsia="Arial" w:hAnsi="Arial"/>
+            <w:shd w:fill="EEF1F6" w:color="auto" w:val="clear"/>
+            <w:tcMar>
+              <w:top w:type="dxa" w:w="60"/>
+              <w:left w:type="dxa" w:w="90"/>
+              <w:bottom w:type="dxa" w:w="60"/>
+              <w:right w:type="dxa" w:w="90"/>
+            </w:tcMar>
+          </w:tcPr>
+          <w:p>
+            <w:pPr>
+              <w:spacing w:after="40"/>
+            </w:pPr>
+            <w:r>
+              <w:rPr>
+                <w:rFonts w:ascii="Inter" w:cs="Inter" w:eastAsia="Inter" w:hAnsi="Inter"/>
               </w:rPr>
               <w:t xml:space="preserve">Signalement de l’employeur</w:t>
             </w:r>
@@ -1030,21 +1082,21 @@
         <w:tc>
           <w:tcPr>
             <w:tcW w:type="dxa" w:w="3000"/>
-            <w:shd w:fill="EAF0F6" w:color="auto" w:val="clear"/>
-            <w:tcMar>
-              <w:top w:type="dxa" w:w="60"/>
-              <w:left w:type="dxa" w:w="90"/>
-              <w:bottom w:type="dxa" w:w="60"/>
-              <w:right w:type="dxa" w:w="90"/>
-            </w:tcMar>
-          </w:tcPr>
-          <w:p>
-            <w:pPr>
-              <w:spacing w:after="40"/>
-            </w:pPr>
-            <w:r>
-              <w:rPr>
-                <w:rFonts w:ascii="Arial" w:cs="Arial" w:eastAsia="Arial" w:hAnsi="Arial"/>
+            <w:shd w:fill="EEF1F6" w:color="auto" w:val="clear"/>
+            <w:tcMar>
+              <w:top w:type="dxa" w:w="60"/>
+              <w:left w:type="dxa" w:w="90"/>
+              <w:bottom w:type="dxa" w:w="60"/>
+              <w:right w:type="dxa" w:w="90"/>
+            </w:tcMar>
+          </w:tcPr>
+          <w:p>
+            <w:pPr>
+              <w:spacing w:after="40"/>
+            </w:pPr>
+            <w:r>
+              <w:rPr>
+                <w:rFonts w:ascii="Inter" w:cs="Inter" w:eastAsia="Inter" w:hAnsi="Inter"/>
               </w:rPr>
               <w:t xml:space="preserve">Tout signalement</w:t>
             </w:r>
@@ -1053,21 +1105,21 @@
         <w:tc>
           <w:tcPr>
             <w:tcW w:type="dxa" w:w="4038"/>
-            <w:shd w:fill="EAF0F6" w:color="auto" w:val="clear"/>
-            <w:tcMar>
-              <w:top w:type="dxa" w:w="60"/>
-              <w:left w:type="dxa" w:w="90"/>
-              <w:bottom w:type="dxa" w:w="60"/>
-              <w:right w:type="dxa" w:w="90"/>
-            </w:tcMar>
-          </w:tcPr>
-          <w:p>
-            <w:pPr>
-              <w:spacing w:after="40"/>
-            </w:pPr>
-            <w:r>
-              <w:rPr>
-                <w:rFonts w:ascii="Arial" w:cs="Arial" w:eastAsia="Arial" w:hAnsi="Arial"/>
+            <w:shd w:fill="EEF1F6" w:color="auto" w:val="clear"/>
+            <w:tcMar>
+              <w:top w:type="dxa" w:w="60"/>
+              <w:left w:type="dxa" w:w="90"/>
+              <w:bottom w:type="dxa" w:w="60"/>
+              <w:right w:type="dxa" w:w="90"/>
+            </w:tcMar>
+          </w:tcPr>
+          <w:p>
+            <w:pPr>
+              <w:spacing w:after="40"/>
+            </w:pPr>
+            <w:r>
+              <w:rPr>
+                <w:rFonts w:ascii="Inter" w:cs="Inter" w:eastAsia="Inter" w:hAnsi="Inter"/>
               </w:rPr>
               <w:t xml:space="preserve">Contact sous 48 heures ouvrées ; réunion tripartite si besoin</w:t>
             </w:r>
@@ -1094,7 +1146,7 @@
             </w:pPr>
             <w:r>
               <w:rPr>
-                <w:rFonts w:ascii="Arial" w:cs="Arial" w:eastAsia="Arial" w:hAnsi="Arial"/>
+                <w:rFonts w:ascii="Inter" w:cs="Inter" w:eastAsia="Inter" w:hAnsi="Inter"/>
               </w:rPr>
               <w:t xml:space="preserve">Difficulté personnelle exprimée</w:t>
             </w:r>
@@ -1116,7 +1168,7 @@
             </w:pPr>
             <w:r>
               <w:rPr>
-                <w:rFonts w:ascii="Arial" w:cs="Arial" w:eastAsia="Arial" w:hAnsi="Arial"/>
+                <w:rFonts w:ascii="Inter" w:cs="Inter" w:eastAsia="Inter" w:hAnsi="Inter"/>
               </w:rPr>
               <w:t xml:space="preserve">Toute situation</w:t>
             </w:r>
@@ -1138,7 +1190,7 @@
             </w:pPr>
             <w:r>
               <w:rPr>
-                <w:rFonts w:ascii="Arial" w:cs="Arial" w:eastAsia="Arial" w:hAnsi="Arial"/>
+                <w:rFonts w:ascii="Inter" w:cs="Inter" w:eastAsia="Inter" w:hAnsi="Inter"/>
               </w:rPr>
               <w:t xml:space="preserve">Orientation vers la Mission locale ou le partenaire adapté</w:t>
             </w:r>
@@ -1158,7 +1210,7 @@
       </w:pPr>
       <w:r>
         <w:rPr>
-          <w:rFonts w:ascii="Arial" w:cs="Arial" w:eastAsia="Arial" w:hAnsi="Arial"/>
+          <w:rFonts w:ascii="Inter" w:cs="Inter" w:eastAsia="Inter" w:hAnsi="Inter"/>
         </w:rPr>
         <w:t xml:space="preserve">Les absences sont relevées à chaque demi-journée par émargement et l’employeur est informé des absences au CFA, l’apprenti étant salarié pendant son temps de formation.</w:t>
       </w:r>
@@ -1171,7 +1223,7 @@
       </w:pPr>
       <w:r>
         <w:rPr>
-          <w:rFonts w:ascii="Arial" w:cs="Arial" w:eastAsia="Arial" w:hAnsi="Arial"/>
+          <w:rFonts w:ascii="Montserrat" w:cs="Montserrat" w:eastAsia="Montserrat" w:hAnsi="Montserrat"/>
         </w:rPr>
         <w:t xml:space="preserve">4. Agir vite</w:t>
       </w:r>
@@ -1187,7 +1239,7 @@
       </w:pPr>
       <w:r>
         <w:rPr>
-          <w:rFonts w:ascii="Arial" w:cs="Arial" w:eastAsia="Arial" w:hAnsi="Arial"/>
+          <w:rFonts w:ascii="Inter" w:cs="Inter" w:eastAsia="Inter" w:hAnsi="Inter"/>
         </w:rPr>
         <w:t xml:space="preserve">Entretien individuel : comprendre la cause, sans jugement.</w:t>
       </w:r>
@@ -1203,7 +1255,7 @@
       </w:pPr>
       <w:r>
         <w:rPr>
-          <w:rFonts w:ascii="Arial" w:cs="Arial" w:eastAsia="Arial" w:hAnsi="Arial"/>
+          <w:rFonts w:ascii="Inter" w:cs="Inter" w:eastAsia="Inter" w:hAnsi="Inter"/>
         </w:rPr>
         <w:t xml:space="preserve">Plan d’action écrit, avec un objectif et une date de point.</w:t>
       </w:r>
@@ -1219,7 +1271,7 @@
       </w:pPr>
       <w:r>
         <w:rPr>
-          <w:rFonts w:ascii="Arial" w:cs="Arial" w:eastAsia="Arial" w:hAnsi="Arial"/>
+          <w:rFonts w:ascii="Inter" w:cs="Inter" w:eastAsia="Inter" w:hAnsi="Inter"/>
         </w:rPr>
         <w:t xml:space="preserve">Mobilisation des partenaires : Mission locale, France Travail, assistant(e) social(e), médiateur consulaire selon la situation.</w:t>
       </w:r>
@@ -1235,7 +1287,7 @@
       </w:pPr>
       <w:r>
         <w:rPr>
-          <w:rFonts w:ascii="Arial" w:cs="Arial" w:eastAsia="Arial" w:hAnsi="Arial"/>
+          <w:rFonts w:ascii="Inter" w:cs="Inter" w:eastAsia="Inter" w:hAnsi="Inter"/>
         </w:rPr>
         <w:t xml:space="preserve">Réunion tripartite apprenti / employeur / CFA si le contrat est fragilisé.</w:t>
       </w:r>
@@ -1251,7 +1303,7 @@
       </w:pPr>
       <w:r>
         <w:rPr>
-          <w:rFonts w:ascii="Arial" w:cs="Arial" w:eastAsia="Arial" w:hAnsi="Arial"/>
+          <w:rFonts w:ascii="Inter" w:cs="Inter" w:eastAsia="Inter" w:hAnsi="Inter"/>
         </w:rPr>
         <w:t xml:space="preserve">En cas de rupture malgré tout : procédure décrite dans la pièce n° 05.</w:t>
       </w:r>
@@ -1264,7 +1316,7 @@
       </w:pPr>
       <w:r>
         <w:rPr>
-          <w:rFonts w:ascii="Arial" w:cs="Arial" w:eastAsia="Arial" w:hAnsi="Arial"/>
+          <w:rFonts w:ascii="Montserrat" w:cs="Montserrat" w:eastAsia="Montserrat" w:hAnsi="Montserrat"/>
         </w:rPr>
         <w:t xml:space="preserve">5. Indicateurs</w:t>
       </w:r>
@@ -1293,21 +1345,21 @@
         <w:tc>
           <w:tcPr>
             <w:tcW w:type="dxa" w:w="6000"/>
-            <w:shd w:fill="1F3A5F" w:color="auto" w:val="clear"/>
-            <w:tcMar>
-              <w:top w:type="dxa" w:w="60"/>
-              <w:left w:type="dxa" w:w="90"/>
-              <w:bottom w:type="dxa" w:w="60"/>
-              <w:right w:type="dxa" w:w="90"/>
-            </w:tcMar>
-          </w:tcPr>
-          <w:p>
-            <w:pPr>
-              <w:spacing w:after="40"/>
-            </w:pPr>
-            <w:r>
-              <w:rPr>
-                <w:rFonts w:ascii="Arial" w:cs="Arial" w:eastAsia="Arial" w:hAnsi="Arial"/>
+            <w:shd w:fill="1B3A6B" w:color="auto" w:val="clear"/>
+            <w:tcMar>
+              <w:top w:type="dxa" w:w="60"/>
+              <w:left w:type="dxa" w:w="90"/>
+              <w:bottom w:type="dxa" w:w="60"/>
+              <w:right w:type="dxa" w:w="90"/>
+            </w:tcMar>
+          </w:tcPr>
+          <w:p>
+            <w:pPr>
+              <w:spacing w:after="40"/>
+            </w:pPr>
+            <w:r>
+              <w:rPr>
+                <w:rFonts w:ascii="Inter" w:cs="Inter" w:eastAsia="Inter" w:hAnsi="Inter"/>
                 <w:b/>
                 <w:bCs/>
                 <w:color w:val="FFFFFF"/>
@@ -1319,21 +1371,21 @@
         <w:tc>
           <w:tcPr>
             <w:tcW w:type="dxa" w:w="3638"/>
-            <w:shd w:fill="1F3A5F" w:color="auto" w:val="clear"/>
-            <w:tcMar>
-              <w:top w:type="dxa" w:w="60"/>
-              <w:left w:type="dxa" w:w="90"/>
-              <w:bottom w:type="dxa" w:w="60"/>
-              <w:right w:type="dxa" w:w="90"/>
-            </w:tcMar>
-          </w:tcPr>
-          <w:p>
-            <w:pPr>
-              <w:spacing w:after="40"/>
-            </w:pPr>
-            <w:r>
-              <w:rPr>
-                <w:rFonts w:ascii="Arial" w:cs="Arial" w:eastAsia="Arial" w:hAnsi="Arial"/>
+            <w:shd w:fill="1B3A6B" w:color="auto" w:val="clear"/>
+            <w:tcMar>
+              <w:top w:type="dxa" w:w="60"/>
+              <w:left w:type="dxa" w:w="90"/>
+              <w:bottom w:type="dxa" w:w="60"/>
+              <w:right w:type="dxa" w:w="90"/>
+            </w:tcMar>
+          </w:tcPr>
+          <w:p>
+            <w:pPr>
+              <w:spacing w:after="40"/>
+            </w:pPr>
+            <w:r>
+              <w:rPr>
+                <w:rFonts w:ascii="Inter" w:cs="Inter" w:eastAsia="Inter" w:hAnsi="Inter"/>
                 <w:b/>
                 <w:bCs/>
                 <w:color w:val="FFFFFF"/>
@@ -1363,7 +1415,7 @@
             </w:pPr>
             <w:r>
               <w:rPr>
-                <w:rFonts w:ascii="Arial" w:cs="Arial" w:eastAsia="Arial" w:hAnsi="Arial"/>
+                <w:rFonts w:ascii="Inter" w:cs="Inter" w:eastAsia="Inter" w:hAnsi="Inter"/>
               </w:rPr>
               <w:t xml:space="preserve">Taux d’assiduité au CFA</w:t>
             </w:r>
@@ -1385,7 +1437,7 @@
             </w:pPr>
             <w:r>
               <w:rPr>
-                <w:rFonts w:ascii="Arial" w:cs="Arial" w:eastAsia="Arial" w:hAnsi="Arial"/>
+                <w:rFonts w:ascii="Inter" w:cs="Inter" w:eastAsia="Inter" w:hAnsi="Inter"/>
               </w:rPr>
               <w:t xml:space="preserve">≥ 95 %</w:t>
             </w:r>
@@ -1399,21 +1451,21 @@
         <w:tc>
           <w:tcPr>
             <w:tcW w:type="dxa" w:w="6000"/>
-            <w:shd w:fill="EAF0F6" w:color="auto" w:val="clear"/>
-            <w:tcMar>
-              <w:top w:type="dxa" w:w="60"/>
-              <w:left w:type="dxa" w:w="90"/>
-              <w:bottom w:type="dxa" w:w="60"/>
-              <w:right w:type="dxa" w:w="90"/>
-            </w:tcMar>
-          </w:tcPr>
-          <w:p>
-            <w:pPr>
-              <w:spacing w:after="40"/>
-            </w:pPr>
-            <w:r>
-              <w:rPr>
-                <w:rFonts w:ascii="Arial" w:cs="Arial" w:eastAsia="Arial" w:hAnsi="Arial"/>
+            <w:shd w:fill="EEF1F6" w:color="auto" w:val="clear"/>
+            <w:tcMar>
+              <w:top w:type="dxa" w:w="60"/>
+              <w:left w:type="dxa" w:w="90"/>
+              <w:bottom w:type="dxa" w:w="60"/>
+              <w:right w:type="dxa" w:w="90"/>
+            </w:tcMar>
+          </w:tcPr>
+          <w:p>
+            <w:pPr>
+              <w:spacing w:after="40"/>
+            </w:pPr>
+            <w:r>
+              <w:rPr>
+                <w:rFonts w:ascii="Inter" w:cs="Inter" w:eastAsia="Inter" w:hAnsi="Inter"/>
               </w:rPr>
               <w:t xml:space="preserve">Délai entre alerte et premier entretien</w:t>
             </w:r>
@@ -1422,21 +1474,21 @@
         <w:tc>
           <w:tcPr>
             <w:tcW w:type="dxa" w:w="3638"/>
-            <w:shd w:fill="EAF0F6" w:color="auto" w:val="clear"/>
-            <w:tcMar>
-              <w:top w:type="dxa" w:w="60"/>
-              <w:left w:type="dxa" w:w="90"/>
-              <w:bottom w:type="dxa" w:w="60"/>
-              <w:right w:type="dxa" w:w="90"/>
-            </w:tcMar>
-          </w:tcPr>
-          <w:p>
-            <w:pPr>
-              <w:spacing w:after="40"/>
-            </w:pPr>
-            <w:r>
-              <w:rPr>
-                <w:rFonts w:ascii="Arial" w:cs="Arial" w:eastAsia="Arial" w:hAnsi="Arial"/>
+            <w:shd w:fill="EEF1F6" w:color="auto" w:val="clear"/>
+            <w:tcMar>
+              <w:top w:type="dxa" w:w="60"/>
+              <w:left w:type="dxa" w:w="90"/>
+              <w:bottom w:type="dxa" w:w="60"/>
+              <w:right w:type="dxa" w:w="90"/>
+            </w:tcMar>
+          </w:tcPr>
+          <w:p>
+            <w:pPr>
+              <w:spacing w:after="40"/>
+            </w:pPr>
+            <w:r>
+              <w:rPr>
+                <w:rFonts w:ascii="Inter" w:cs="Inter" w:eastAsia="Inter" w:hAnsi="Inter"/>
               </w:rPr>
               <w:t xml:space="preserve">≤ 5 jours ouvrés</w:t>
             </w:r>
@@ -1463,7 +1515,7 @@
             </w:pPr>
             <w:r>
               <w:rPr>
-                <w:rFonts w:ascii="Arial" w:cs="Arial" w:eastAsia="Arial" w:hAnsi="Arial"/>
+                <w:rFonts w:ascii="Inter" w:cs="Inter" w:eastAsia="Inter" w:hAnsi="Inter"/>
               </w:rPr>
               <w:t xml:space="preserve">Taux d’abandon en cours de formation</w:t>
             </w:r>
@@ -1485,7 +1537,7 @@
             </w:pPr>
             <w:r>
               <w:rPr>
-                <w:rFonts w:ascii="Arial" w:cs="Arial" w:eastAsia="Arial" w:hAnsi="Arial"/>
+                <w:rFonts w:ascii="Inter" w:cs="Inter" w:eastAsia="Inter" w:hAnsi="Inter"/>
                 <w:b/>
                 <w:bCs/>
                 <w:highlight w:val="yellow"/>
@@ -1503,21 +1555,21 @@
         <w:tc>
           <w:tcPr>
             <w:tcW w:type="dxa" w:w="6000"/>
-            <w:shd w:fill="EAF0F6" w:color="auto" w:val="clear"/>
-            <w:tcMar>
-              <w:top w:type="dxa" w:w="60"/>
-              <w:left w:type="dxa" w:w="90"/>
-              <w:bottom w:type="dxa" w:w="60"/>
-              <w:right w:type="dxa" w:w="90"/>
-            </w:tcMar>
-          </w:tcPr>
-          <w:p>
-            <w:pPr>
-              <w:spacing w:after="40"/>
-            </w:pPr>
-            <w:r>
-              <w:rPr>
-                <w:rFonts w:ascii="Arial" w:cs="Arial" w:eastAsia="Arial" w:hAnsi="Arial"/>
+            <w:shd w:fill="EEF1F6" w:color="auto" w:val="clear"/>
+            <w:tcMar>
+              <w:top w:type="dxa" w:w="60"/>
+              <w:left w:type="dxa" w:w="90"/>
+              <w:bottom w:type="dxa" w:w="60"/>
+              <w:right w:type="dxa" w:w="90"/>
+            </w:tcMar>
+          </w:tcPr>
+          <w:p>
+            <w:pPr>
+              <w:spacing w:after="40"/>
+            </w:pPr>
+            <w:r>
+              <w:rPr>
+                <w:rFonts w:ascii="Inter" w:cs="Inter" w:eastAsia="Inter" w:hAnsi="Inter"/>
               </w:rPr>
               <w:t xml:space="preserve">Part des apprentis en difficulté ayant bénéficié d’un plan d’action</w:t>
             </w:r>
@@ -1526,21 +1578,21 @@
         <w:tc>
           <w:tcPr>
             <w:tcW w:type="dxa" w:w="3638"/>
-            <w:shd w:fill="EAF0F6" w:color="auto" w:val="clear"/>
-            <w:tcMar>
-              <w:top w:type="dxa" w:w="60"/>
-              <w:left w:type="dxa" w:w="90"/>
-              <w:bottom w:type="dxa" w:w="60"/>
-              <w:right w:type="dxa" w:w="90"/>
-            </w:tcMar>
-          </w:tcPr>
-          <w:p>
-            <w:pPr>
-              <w:spacing w:after="40"/>
-            </w:pPr>
-            <w:r>
-              <w:rPr>
-                <w:rFonts w:ascii="Arial" w:cs="Arial" w:eastAsia="Arial" w:hAnsi="Arial"/>
+            <w:shd w:fill="EEF1F6" w:color="auto" w:val="clear"/>
+            <w:tcMar>
+              <w:top w:type="dxa" w:w="60"/>
+              <w:left w:type="dxa" w:w="90"/>
+              <w:bottom w:type="dxa" w:w="60"/>
+              <w:right w:type="dxa" w:w="90"/>
+            </w:tcMar>
+          </w:tcPr>
+          <w:p>
+            <w:pPr>
+              <w:spacing w:after="40"/>
+            </w:pPr>
+            <w:r>
+              <w:rPr>
+                <w:rFonts w:ascii="Inter" w:cs="Inter" w:eastAsia="Inter" w:hAnsi="Inter"/>
               </w:rPr>
               <w:t xml:space="preserve">100 %</w:t>
             </w:r>
@@ -1558,7 +1610,7 @@
         <w:tblW w:type="dxa" w:w="9638"/>
         <w:tblBorders>
           <w:top w:val="none" w:color="FFFFFF" w:sz="0"/>
-          <w:left w:val="single" w:color="1F3A5F" w:sz="12"/>
+          <w:left w:val="single" w:color="1B3A6B" w:sz="12"/>
           <w:bottom w:val="none" w:color="FFFFFF" w:sz="0"/>
           <w:right w:val="none" w:color="FFFFFF" w:sz="0"/>
           <w:insideH w:val="none" w:color="FFFFFF" w:sz="0"/>
@@ -1572,7 +1624,7 @@
         <w:tc>
           <w:tcPr>
             <w:tcW w:type="dxa" w:w="9638"/>
-            <w:shd w:fill="EAF0F6" w:color="auto" w:val="clear"/>
+            <w:shd w:fill="EEF1F6" w:color="auto" w:val="clear"/>
             <w:tcMar>
               <w:top w:type="dxa" w:w="100"/>
               <w:left w:type="dxa" w:w="160"/>
@@ -1586,10 +1638,10 @@
             </w:pPr>
             <w:r>
               <w:rPr>
-                <w:rFonts w:ascii="Arial" w:cs="Arial" w:eastAsia="Arial" w:hAnsi="Arial"/>
+                <w:rFonts w:ascii="Montserrat" w:cs="Montserrat" w:eastAsia="Montserrat" w:hAnsi="Montserrat"/>
                 <w:b/>
                 <w:bCs/>
-                <w:color w:val="1F3A5F"/>
+                <w:color w:val="1B3A6B"/>
               </w:rPr>
               <w:t xml:space="preserve">Conformité RGPD / IA Act</w:t>
             </w:r>
@@ -1600,7 +1652,7 @@
             </w:pPr>
             <w:r>
               <w:rPr>
-                <w:rFonts w:ascii="Arial" w:cs="Arial" w:eastAsia="Arial" w:hAnsi="Arial"/>
+                <w:rFonts w:ascii="Inter" w:cs="Inter" w:eastAsia="Inter" w:hAnsi="Inter"/>
                 <w:b/>
                 <w:bCs/>
               </w:rPr>
@@ -1608,7 +1660,7 @@
             </w:r>
             <w:r>
               <w:rPr>
-                <w:rFonts w:ascii="Arial" w:cs="Arial" w:eastAsia="Arial" w:hAnsi="Arial"/>
+                <w:rFonts w:ascii="Inter" w:cs="Inter" w:eastAsia="Inter" w:hAnsi="Inter"/>
               </w:rPr>
               <w:t xml:space="preserve"> — Les informations sur les difficultés personnelles sont limitées au strict nécessaire et ne sont jamais transmises à l’employeur sans l’accord de l’apprenti.</w:t>
             </w:r>
@@ -1619,7 +1671,7 @@
             </w:pPr>
             <w:r>
               <w:rPr>
-                <w:rFonts w:ascii="Arial" w:cs="Arial" w:eastAsia="Arial" w:hAnsi="Arial"/>
+                <w:rFonts w:ascii="Inter" w:cs="Inter" w:eastAsia="Inter" w:hAnsi="Inter"/>
                 <w:b/>
                 <w:bCs/>
               </w:rPr>
@@ -1627,13 +1679,13 @@
             </w:r>
             <w:r>
               <w:rPr>
-                <w:rFonts w:ascii="Arial" w:cs="Arial" w:eastAsia="Arial" w:hAnsi="Arial"/>
+                <w:rFonts w:ascii="Inter" w:cs="Inter" w:eastAsia="Inter" w:hAnsi="Inter"/>
               </w:rPr>
               <w:t xml:space="preserve"> — Le repérage repose sur des </w:t>
             </w:r>
             <w:r>
               <w:rPr>
-                <w:rFonts w:ascii="Arial" w:cs="Arial" w:eastAsia="Arial" w:hAnsi="Arial"/>
+                <w:rFonts w:ascii="Inter" w:cs="Inter" w:eastAsia="Inter" w:hAnsi="Inter"/>
                 <w:b/>
                 <w:bCs/>
               </w:rPr>
@@ -1641,7 +1693,7 @@
             </w:r>
             <w:r>
               <w:rPr>
-                <w:rFonts w:ascii="Arial" w:cs="Arial" w:eastAsia="Arial" w:hAnsi="Arial"/>
+                <w:rFonts w:ascii="Inter" w:cs="Inter" w:eastAsia="Inter" w:hAnsi="Inter"/>
               </w:rPr>
               <w:t xml:space="preserve">, appliqués par des personnes. Aucun algorithme prédictif de « risque de décrochage » n’est utilisé : un tel système, s’il reposait sur l’IA et servait à surveiller ou orienter des apprenants, pourrait relever des usages à haut risque dans le domaine de l’éducation et de la formation professionnelle (annexe III, point 3) et nécessiterait une analyse préalable.</w:t>
             </w:r>
@@ -1666,41 +1718,39 @@
       </w:pPr>
       <w:r>
         <w:rPr>
-          <w:rFonts w:ascii="Arial" w:cs="Arial" w:eastAsia="Arial" w:hAnsi="Arial"/>
-        </w:rPr>
-        <w:t xml:space="preserve">Fait à </w:t>
-      </w:r>
-      <w:r>
-        <w:rPr>
-          <w:rFonts w:ascii="Arial" w:cs="Arial" w:eastAsia="Arial" w:hAnsi="Arial"/>
+          <w:rFonts w:ascii="Inter" w:cs="Inter" w:eastAsia="Inter" w:hAnsi="Inter"/>
+        </w:rPr>
+        <w:t xml:space="preserve">Fait à Saint-Denis, le </w:t>
+      </w:r>
+      <w:r>
+        <w:rPr>
+          <w:rFonts w:ascii="Inter" w:cs="Inter" w:eastAsia="Inter" w:hAnsi="Inter"/>
           <w:b/>
           <w:bCs/>
           <w:highlight w:val="yellow"/>
           <w:highlightCs w:val="yellow"/>
         </w:rPr>
-        <w:t xml:space="preserve">[commune]</w:t>
-      </w:r>
-      <w:r>
-        <w:rPr>
-          <w:rFonts w:ascii="Arial" w:cs="Arial" w:eastAsia="Arial" w:hAnsi="Arial"/>
-        </w:rPr>
-        <w:t xml:space="preserve">, le </w:t>
-      </w:r>
-      <w:r>
-        <w:rPr>
-          <w:rFonts w:ascii="Arial" w:cs="Arial" w:eastAsia="Arial" w:hAnsi="Arial"/>
+        <w:t xml:space="preserve">[date d’envoi]</w:t>
+      </w:r>
+      <w:r>
+        <w:rPr>
+          <w:rFonts w:ascii="Inter" w:cs="Inter" w:eastAsia="Inter" w:hAnsi="Inter"/>
+        </w:rPr>
+        <w:t xml:space="preserve">.</w:t>
+      </w:r>
+    </w:p>
+    <w:p>
+      <w:pPr>
+        <w:spacing w:after="120" w:line="288"/>
+        <w:jc w:val="left"/>
+      </w:pPr>
+      <w:r>
+        <w:rPr>
+          <w:rFonts w:ascii="Inter" w:cs="Inter" w:eastAsia="Inter" w:hAnsi="Inter"/>
           <w:b/>
           <w:bCs/>
-          <w:highlight w:val="yellow"/>
-          <w:highlightCs w:val="yellow"/>
-        </w:rPr>
-        <w:t xml:space="preserve">[date d’envoi]</w:t>
-      </w:r>
-      <w:r>
-        <w:rPr>
-          <w:rFonts w:ascii="Arial" w:cs="Arial" w:eastAsia="Arial" w:hAnsi="Arial"/>
-        </w:rPr>
-        <w:t xml:space="preserve">.</w:t>
+        </w:rPr>
+        <w:t xml:space="preserve">Aurélien LUMEKA, Directeur de YEBA FORMATIONS</w:t>
       </w:r>
     </w:p>
     <w:p>
@@ -1710,21 +1760,7 @@
       </w:pPr>
       <w:r>
         <w:rPr>
-          <w:rFonts w:ascii="Arial" w:cs="Arial" w:eastAsia="Arial" w:hAnsi="Arial"/>
-          <w:b/>
-          <w:bCs/>
-        </w:rPr>
-        <w:t xml:space="preserve">Aurélien LUMEKA, Directeur de YEBA FORMATIONS</w:t>
-      </w:r>
-    </w:p>
-    <w:p>
-      <w:pPr>
-        <w:spacing w:after="120" w:line="288"/>
-        <w:jc w:val="left"/>
-      </w:pPr>
-      <w:r>
-        <w:rPr>
-          <w:rFonts w:ascii="Arial" w:cs="Arial" w:eastAsia="Arial" w:hAnsi="Arial"/>
+          <w:rFonts w:ascii="Inter" w:cs="Inter" w:eastAsia="Inter" w:hAnsi="Inter"/>
         </w:rPr>
         <w:t xml:space="preserve">Signature et cachet :</w:t>
       </w:r>
@@ -1790,8 +1826,8 @@
     </w:pPr>
     <w:r>
       <w:rPr>
-        <w:rFonts w:ascii="Arial" w:cs="Arial" w:eastAsia="Arial" w:hAnsi="Arial"/>
-        <w:color w:val="595959"/>
+        <w:rFonts w:ascii="Inter" w:cs="Inter" w:eastAsia="Inter" w:hAnsi="Inter"/>
+        <w:color w:val="4D4D4D"/>
         <w:sz w:val="16"/>
         <w:szCs w:val="16"/>
       </w:rPr>
@@ -1799,8 +1835,8 @@
     </w:r>
     <w:r>
       <w:rPr>
-        <w:rFonts w:ascii="Arial" w:cs="Arial" w:eastAsia="Arial" w:hAnsi="Arial"/>
-        <w:color w:val="595959"/>
+        <w:rFonts w:ascii="Inter" w:cs="Inter" w:eastAsia="Inter" w:hAnsi="Inter"/>
+        <w:color w:val="4D4D4D"/>
         <w:sz w:val="16"/>
         <w:szCs w:val="16"/>
       </w:rPr>
@@ -1811,8 +1847,8 @@
     </w:r>
     <w:r>
       <w:rPr>
-        <w:rFonts w:ascii="Arial" w:cs="Arial" w:eastAsia="Arial" w:hAnsi="Arial"/>
-        <w:color w:val="595959"/>
+        <w:rFonts w:ascii="Inter" w:cs="Inter" w:eastAsia="Inter" w:hAnsi="Inter"/>
+        <w:color w:val="4D4D4D"/>
         <w:sz w:val="16"/>
         <w:szCs w:val="16"/>
       </w:rPr>
@@ -1820,8 +1856,8 @@
     </w:r>
     <w:r>
       <w:rPr>
-        <w:rFonts w:ascii="Arial" w:cs="Arial" w:eastAsia="Arial" w:hAnsi="Arial"/>
-        <w:color w:val="595959"/>
+        <w:rFonts w:ascii="Inter" w:cs="Inter" w:eastAsia="Inter" w:hAnsi="Inter"/>
+        <w:color w:val="4D4D4D"/>
         <w:sz w:val="16"/>
         <w:szCs w:val="16"/>
       </w:rPr>
@@ -1879,8 +1915,8 @@
     </w:pPr>
     <w:r>
       <w:rPr>
-        <w:rFonts w:ascii="Arial" w:cs="Arial" w:eastAsia="Arial" w:hAnsi="Arial"/>
-        <w:color w:val="595959"/>
+        <w:rFonts w:ascii="Inter" w:cs="Inter" w:eastAsia="Inter" w:hAnsi="Inter"/>
+        <w:color w:val="4D4D4D"/>
         <w:sz w:val="16"/>
         <w:szCs w:val="16"/>
       </w:rPr>
@@ -2035,7 +2071,8 @@
   <w:docDefaults>
     <w:rPrDefault>
       <w:rPr>
-        <w:rFonts w:ascii="Arial" w:cs="Arial" w:eastAsia="Arial" w:hAnsi="Arial"/>
+        <w:rFonts w:ascii="Inter" w:cs="Inter" w:eastAsia="Inter" w:hAnsi="Inter"/>
+        <w:color w:val="121212"/>
         <w:sz w:val="22"/>
         <w:szCs w:val="22"/>
       </w:rPr>
@@ -2219,13 +2256,16 @@
     <w:next w:val="Normal"/>
     <w:qFormat/>
     <w:pPr>
+      <w:pBdr>
+        <w:bottom w:val="single" w:color="C9AB4C" w:sz="8" w:space="4"/>
+      </w:pBdr>
       <w:outlineLvl w:val="0"/>
     </w:pPr>
     <w:rPr>
-      <w:rFonts w:ascii="Arial" w:cs="Arial" w:eastAsia="Arial" w:hAnsi="Arial"/>
+      <w:rFonts w:ascii="Montserrat" w:cs="Montserrat" w:eastAsia="Montserrat" w:hAnsi="Montserrat"/>
       <w:b/>
       <w:bCs/>
-      <w:color w:val="1F3A5F"/>
+      <w:color w:val="1B3A6B"/>
       <w:sz w:val="28"/>
       <w:szCs w:val="28"/>
     </w:rPr>
@@ -2239,10 +2279,10 @@
       <w:outlineLvl w:val="1"/>
     </w:pPr>
     <w:rPr>
-      <w:rFonts w:ascii="Arial" w:cs="Arial" w:eastAsia="Arial" w:hAnsi="Arial"/>
+      <w:rFonts w:ascii="Montserrat" w:cs="Montserrat" w:eastAsia="Montserrat" w:hAnsi="Montserrat"/>
       <w:b/>
       <w:bCs/>
-      <w:color w:val="C8691C"/>
+      <w:color w:val="1B3A6B"/>
       <w:sz w:val="24"/>
       <w:szCs w:val="24"/>
     </w:rPr>

--- a/dossier-deets-apprentissage/word/11_Notice_prevention_du_decrochage.docx
+++ b/dossier-deets-apprentissage/word/11_Notice_prevention_du_decrochage.docx
@@ -113,6 +113,7 @@
           <w:p>
             <w:pPr>
               <w:spacing w:after="40"/>
+              <w:jc w:val="left"/>
             </w:pPr>
             <w:r>
               <w:rPr>
@@ -139,6 +140,7 @@
           <w:p>
             <w:pPr>
               <w:spacing w:after="40"/>
+              <w:jc w:val="left"/>
             </w:pPr>
             <w:r>
               <w:rPr>
@@ -169,6 +171,7 @@
           <w:p>
             <w:pPr>
               <w:spacing w:after="40"/>
+              <w:jc w:val="left"/>
             </w:pPr>
             <w:r>
               <w:rPr>
@@ -191,6 +194,7 @@
           <w:p>
             <w:pPr>
               <w:spacing w:after="40"/>
+              <w:jc w:val="left"/>
             </w:pPr>
             <w:r>
               <w:rPr>
@@ -219,6 +223,7 @@
           <w:p>
             <w:pPr>
               <w:spacing w:after="40"/>
+              <w:jc w:val="left"/>
             </w:pPr>
             <w:r>
               <w:rPr>
@@ -242,6 +247,7 @@
           <w:p>
             <w:pPr>
               <w:spacing w:after="40"/>
+              <w:jc w:val="left"/>
             </w:pPr>
             <w:r>
               <w:rPr>
@@ -269,6 +275,7 @@
           <w:p>
             <w:pPr>
               <w:spacing w:after="40"/>
+              <w:jc w:val="left"/>
             </w:pPr>
             <w:r>
               <w:rPr>
@@ -291,6 +298,7 @@
           <w:p>
             <w:pPr>
               <w:spacing w:after="40"/>
+              <w:jc w:val="left"/>
             </w:pPr>
             <w:r>
               <w:rPr>
@@ -319,6 +327,7 @@
           <w:p>
             <w:pPr>
               <w:spacing w:after="40"/>
+              <w:jc w:val="left"/>
             </w:pPr>
             <w:r>
               <w:rPr>
@@ -342,6 +351,7 @@
           <w:p>
             <w:pPr>
               <w:spacing w:after="40"/>
+              <w:jc w:val="left"/>
             </w:pPr>
             <w:r>
               <w:rPr>
@@ -369,6 +379,7 @@
           <w:p>
             <w:pPr>
               <w:spacing w:after="40"/>
+              <w:jc w:val="left"/>
             </w:pPr>
             <w:r>
               <w:rPr>
@@ -391,6 +402,7 @@
           <w:p>
             <w:pPr>
               <w:spacing w:after="40"/>
+              <w:jc w:val="left"/>
             </w:pPr>
             <w:r>
               <w:rPr>
@@ -419,6 +431,7 @@
           <w:p>
             <w:pPr>
               <w:spacing w:after="40"/>
+              <w:jc w:val="left"/>
             </w:pPr>
             <w:r>
               <w:rPr>
@@ -442,6 +455,7 @@
           <w:p>
             <w:pPr>
               <w:spacing w:after="40"/>
+              <w:jc w:val="both"/>
             </w:pPr>
             <w:r>
               <w:rPr>
@@ -469,6 +483,7 @@
           <w:p>
             <w:pPr>
               <w:spacing w:after="40"/>
+              <w:jc w:val="left"/>
             </w:pPr>
             <w:r>
               <w:rPr>
@@ -491,6 +506,7 @@
           <w:p>
             <w:pPr>
               <w:spacing w:after="40"/>
+              <w:jc w:val="left"/>
             </w:pPr>
             <w:r>
               <w:rPr>
@@ -519,6 +535,7 @@
           <w:p>
             <w:pPr>
               <w:spacing w:after="40"/>
+              <w:jc w:val="left"/>
             </w:pPr>
             <w:r>
               <w:rPr>
@@ -542,6 +559,7 @@
           <w:p>
             <w:pPr>
               <w:spacing w:after="40"/>
+              <w:jc w:val="left"/>
             </w:pPr>
             <w:r>
               <w:rPr>
@@ -618,6 +636,7 @@
           <w:numId w:val="2"/>
         </w:numPr>
         <w:spacing w:after="60" w:line="276"/>
+        <w:jc w:val="both"/>
       </w:pPr>
       <w:r>
         <w:rPr>
@@ -634,6 +653,7 @@
           <w:numId w:val="2"/>
         </w:numPr>
         <w:spacing w:after="60" w:line="276"/>
+        <w:jc w:val="both"/>
       </w:pPr>
       <w:r>
         <w:rPr>
@@ -650,12 +670,21 @@
           <w:numId w:val="2"/>
         </w:numPr>
         <w:spacing w:after="60" w:line="276"/>
-      </w:pPr>
-      <w:r>
-        <w:rPr>
-          <w:rFonts w:ascii="Inter" w:cs="Inter" w:eastAsia="Inter" w:hAnsi="Inter"/>
-        </w:rPr>
-        <w:t xml:space="preserve">Pédagogie active et concrète : jeux de rôle, cas d’entreprises réunionnaises, défis par équipe — pour donner du sens à chaque séquence.</w:t>
+        <w:jc w:val="both"/>
+      </w:pPr>
+      <w:r>
+        <w:rPr>
+          <w:rFonts w:ascii="Inter" w:cs="Inter" w:eastAsia="Inter" w:hAnsi="Inter"/>
+          <w:b/>
+          <w:bCs/>
+        </w:rPr>
+        <w:t xml:space="preserve">Un Rendez-vous du mois</w:t>
+      </w:r>
+      <w:r>
+        <w:rPr>
+          <w:rFonts w:ascii="Inter" w:cs="Inter" w:eastAsia="Inter" w:hAnsi="Inter"/>
+        </w:rPr>
+        <w:t xml:space="preserve"> (pièce n° 19) : une demi-journée par mois, hors semaines au CFA, consacrée à une rencontre, une visite ou un défi collectif. Ces moments entretiennent le lien avec le groupe pendant les trois semaines passées en entreprise.</w:t>
       </w:r>
     </w:p>
     <w:p>
@@ -666,28 +695,21 @@
           <w:numId w:val="2"/>
         </w:numPr>
         <w:spacing w:after="60" w:line="276"/>
-      </w:pPr>
-      <w:r>
-        <w:rPr>
-          <w:rFonts w:ascii="Inter" w:cs="Inter" w:eastAsia="Inter" w:hAnsi="Inter"/>
-        </w:rPr>
-        <w:t xml:space="preserve">Petits groupes (</w:t>
-      </w:r>
+        <w:jc w:val="both"/>
+      </w:pPr>
       <w:r>
         <w:rPr>
           <w:rFonts w:ascii="Inter" w:cs="Inter" w:eastAsia="Inter" w:hAnsi="Inter"/>
           <w:b/>
           <w:bCs/>
-          <w:highlight w:val="yellow"/>
-          <w:highlightCs w:val="yellow"/>
-        </w:rPr>
-        <w:t xml:space="preserve">[effectif maximum par groupe]</w:t>
-      </w:r>
-      <w:r>
-        <w:rPr>
-          <w:rFonts w:ascii="Inter" w:cs="Inter" w:eastAsia="Inter" w:hAnsi="Inter"/>
-        </w:rPr>
-        <w:t xml:space="preserve">) permettant une attention individuelle.</w:t>
+        </w:rPr>
+        <w:t xml:space="preserve">Élection de délégués</w:t>
+      </w:r>
+      <w:r>
+        <w:rPr>
+          <w:rFonts w:ascii="Inter" w:cs="Inter" w:eastAsia="Inter" w:hAnsi="Inter"/>
+        </w:rPr>
+        <w:t xml:space="preserve"> en avril 2027, porte-parole de la promotion et relais des difficultés de leurs camarades.</w:t>
       </w:r>
     </w:p>
     <w:p>
@@ -698,6 +720,41 @@
           <w:numId w:val="2"/>
         </w:numPr>
         <w:spacing w:after="60" w:line="276"/>
+        <w:jc w:val="both"/>
+      </w:pPr>
+      <w:r>
+        <w:rPr>
+          <w:rFonts w:ascii="Inter" w:cs="Inter" w:eastAsia="Inter" w:hAnsi="Inter"/>
+        </w:rPr>
+        <w:t xml:space="preserve">Pédagogie active et concrète : jeux de rôle, cas de commerces réunionnais, défis par équipe — pour donner du sens à chaque séquence.</w:t>
+      </w:r>
+    </w:p>
+    <w:p>
+      <w:pPr>
+        <w:pStyle w:val="ListParagraph"/>
+        <w:numPr>
+          <w:ilvl w:val="0"/>
+          <w:numId w:val="2"/>
+        </w:numPr>
+        <w:spacing w:after="60" w:line="276"/>
+        <w:jc w:val="both"/>
+      </w:pPr>
+      <w:r>
+        <w:rPr>
+          <w:rFonts w:ascii="Inter" w:cs="Inter" w:eastAsia="Inter" w:hAnsi="Inter"/>
+        </w:rPr>
+        <w:t xml:space="preserve">Un groupe de 8 à 10 apprentis, qui permet une attention individuelle à chacun.</w:t>
+      </w:r>
+    </w:p>
+    <w:p>
+      <w:pPr>
+        <w:pStyle w:val="ListParagraph"/>
+        <w:numPr>
+          <w:ilvl w:val="0"/>
+          <w:numId w:val="2"/>
+        </w:numPr>
+        <w:spacing w:after="60" w:line="276"/>
+        <w:jc w:val="both"/>
       </w:pPr>
       <w:r>
         <w:rPr>
@@ -771,6 +828,7 @@
           <w:p>
             <w:pPr>
               <w:spacing w:after="40"/>
+              <w:jc w:val="left"/>
             </w:pPr>
             <w:r>
               <w:rPr>
@@ -797,6 +855,7 @@
           <w:p>
             <w:pPr>
               <w:spacing w:after="40"/>
+              <w:jc w:val="left"/>
             </w:pPr>
             <w:r>
               <w:rPr>
@@ -823,6 +882,7 @@
           <w:p>
             <w:pPr>
               <w:spacing w:after="40"/>
+              <w:jc w:val="left"/>
             </w:pPr>
             <w:r>
               <w:rPr>
@@ -853,6 +913,7 @@
           <w:p>
             <w:pPr>
               <w:spacing w:after="40"/>
+              <w:jc w:val="left"/>
             </w:pPr>
             <w:r>
               <w:rPr>
@@ -875,6 +936,7 @@
           <w:p>
             <w:pPr>
               <w:spacing w:after="40"/>
+              <w:jc w:val="left"/>
             </w:pPr>
             <w:r>
               <w:rPr>
@@ -897,6 +959,7 @@
           <w:p>
             <w:pPr>
               <w:spacing w:after="40"/>
+              <w:jc w:val="left"/>
             </w:pPr>
             <w:r>
               <w:rPr>
@@ -925,6 +988,7 @@
           <w:p>
             <w:pPr>
               <w:spacing w:after="40"/>
+              <w:jc w:val="left"/>
             </w:pPr>
             <w:r>
               <w:rPr>
@@ -948,6 +1012,7 @@
           <w:p>
             <w:pPr>
               <w:spacing w:after="40"/>
+              <w:jc w:val="left"/>
             </w:pPr>
             <w:r>
               <w:rPr>
@@ -971,6 +1036,7 @@
           <w:p>
             <w:pPr>
               <w:spacing w:after="40"/>
+              <w:jc w:val="left"/>
             </w:pPr>
             <w:r>
               <w:rPr>
@@ -998,6 +1064,7 @@
           <w:p>
             <w:pPr>
               <w:spacing w:after="40"/>
+              <w:jc w:val="left"/>
             </w:pPr>
             <w:r>
               <w:rPr>
@@ -1020,6 +1087,7 @@
           <w:p>
             <w:pPr>
               <w:spacing w:after="40"/>
+              <w:jc w:val="left"/>
             </w:pPr>
             <w:r>
               <w:rPr>
@@ -1042,6 +1110,7 @@
           <w:p>
             <w:pPr>
               <w:spacing w:after="40"/>
+              <w:jc w:val="left"/>
             </w:pPr>
             <w:r>
               <w:rPr>
@@ -1070,6 +1139,7 @@
           <w:p>
             <w:pPr>
               <w:spacing w:after="40"/>
+              <w:jc w:val="left"/>
             </w:pPr>
             <w:r>
               <w:rPr>
@@ -1093,6 +1163,7 @@
           <w:p>
             <w:pPr>
               <w:spacing w:after="40"/>
+              <w:jc w:val="left"/>
             </w:pPr>
             <w:r>
               <w:rPr>
@@ -1116,6 +1187,7 @@
           <w:p>
             <w:pPr>
               <w:spacing w:after="40"/>
+              <w:jc w:val="left"/>
             </w:pPr>
             <w:r>
               <w:rPr>
@@ -1143,6 +1215,7 @@
           <w:p>
             <w:pPr>
               <w:spacing w:after="40"/>
+              <w:jc w:val="left"/>
             </w:pPr>
             <w:r>
               <w:rPr>
@@ -1165,6 +1238,7 @@
           <w:p>
             <w:pPr>
               <w:spacing w:after="40"/>
+              <w:jc w:val="left"/>
             </w:pPr>
             <w:r>
               <w:rPr>
@@ -1187,6 +1261,7 @@
           <w:p>
             <w:pPr>
               <w:spacing w:after="40"/>
+              <w:jc w:val="left"/>
             </w:pPr>
             <w:r>
               <w:rPr>
@@ -1236,6 +1311,7 @@
           <w:numId w:val="3"/>
         </w:numPr>
         <w:spacing w:after="60" w:line="276"/>
+        <w:jc w:val="both"/>
       </w:pPr>
       <w:r>
         <w:rPr>
@@ -1252,6 +1328,7 @@
           <w:numId w:val="3"/>
         </w:numPr>
         <w:spacing w:after="60" w:line="276"/>
+        <w:jc w:val="both"/>
       </w:pPr>
       <w:r>
         <w:rPr>
@@ -1268,6 +1345,7 @@
           <w:numId w:val="3"/>
         </w:numPr>
         <w:spacing w:after="60" w:line="276"/>
+        <w:jc w:val="both"/>
       </w:pPr>
       <w:r>
         <w:rPr>
@@ -1284,6 +1362,7 @@
           <w:numId w:val="3"/>
         </w:numPr>
         <w:spacing w:after="60" w:line="276"/>
+        <w:jc w:val="both"/>
       </w:pPr>
       <w:r>
         <w:rPr>
@@ -1300,6 +1379,7 @@
           <w:numId w:val="3"/>
         </w:numPr>
         <w:spacing w:after="60" w:line="276"/>
+        <w:jc w:val="both"/>
       </w:pPr>
       <w:r>
         <w:rPr>
@@ -1356,6 +1436,7 @@
           <w:p>
             <w:pPr>
               <w:spacing w:after="40"/>
+              <w:jc w:val="left"/>
             </w:pPr>
             <w:r>
               <w:rPr>
@@ -1382,6 +1463,7 @@
           <w:p>
             <w:pPr>
               <w:spacing w:after="40"/>
+              <w:jc w:val="left"/>
             </w:pPr>
             <w:r>
               <w:rPr>
@@ -1412,6 +1494,7 @@
           <w:p>
             <w:pPr>
               <w:spacing w:after="40"/>
+              <w:jc w:val="left"/>
             </w:pPr>
             <w:r>
               <w:rPr>
@@ -1434,6 +1517,7 @@
           <w:p>
             <w:pPr>
               <w:spacing w:after="40"/>
+              <w:jc w:val="left"/>
             </w:pPr>
             <w:r>
               <w:rPr>
@@ -1462,6 +1546,7 @@
           <w:p>
             <w:pPr>
               <w:spacing w:after="40"/>
+              <w:jc w:val="left"/>
             </w:pPr>
             <w:r>
               <w:rPr>
@@ -1485,6 +1570,7 @@
           <w:p>
             <w:pPr>
               <w:spacing w:after="40"/>
+              <w:jc w:val="left"/>
             </w:pPr>
             <w:r>
               <w:rPr>
@@ -1512,6 +1598,7 @@
           <w:p>
             <w:pPr>
               <w:spacing w:after="40"/>
+              <w:jc w:val="left"/>
             </w:pPr>
             <w:r>
               <w:rPr>
@@ -1534,6 +1621,7 @@
           <w:p>
             <w:pPr>
               <w:spacing w:after="40"/>
+              <w:jc w:val="left"/>
             </w:pPr>
             <w:r>
               <w:rPr>
@@ -1566,6 +1654,7 @@
           <w:p>
             <w:pPr>
               <w:spacing w:after="40"/>
+              <w:jc w:val="left"/>
             </w:pPr>
             <w:r>
               <w:rPr>
@@ -1589,6 +1678,7 @@
           <w:p>
             <w:pPr>
               <w:spacing w:after="40"/>
+              <w:jc w:val="left"/>
             </w:pPr>
             <w:r>
               <w:rPr>
@@ -1649,6 +1739,7 @@
           <w:p>
             <w:pPr>
               <w:spacing w:after="50"/>
+              <w:jc w:val="both"/>
             </w:pPr>
             <w:r>
               <w:rPr>
@@ -1668,6 +1759,7 @@
           <w:p>
             <w:pPr>
               <w:spacing w:after="50"/>
+              <w:jc w:val="both"/>
             </w:pPr>
             <w:r>
               <w:rPr>

--- a/dossier-deets-apprentissage/word/11_Notice_prevention_du_decrochage.docx
+++ b/dossier-deets-apprentissage/word/11_Notice_prevention_du_decrochage.docx
@@ -4,29 +4,47 @@
   <w:body>
     <w:p>
       <w:pPr>
-        <w:spacing w:after="40"/>
-      </w:pPr>
-      <w:r>
-        <w:rPr>
-          <w:rFonts w:ascii="Montserrat" w:cs="Montserrat" w:eastAsia="Montserrat" w:hAnsi="Montserrat"/>
-          <w:b/>
-          <w:bCs/>
-          <w:color w:val="1B3A6B"/>
-          <w:sz w:val="40"/>
-          <w:szCs w:val="40"/>
-        </w:rPr>
-        <w:t xml:space="preserve">YEBA</w:t>
-      </w:r>
-      <w:r>
-        <w:rPr>
-          <w:rFonts w:ascii="Montserrat" w:cs="Montserrat" w:eastAsia="Montserrat" w:hAnsi="Montserrat"/>
-          <w:b/>
-          <w:bCs/>
-          <w:color w:val="C9AB4C"/>
-          <w:sz w:val="40"/>
-          <w:szCs w:val="40"/>
-        </w:rPr>
-        <w:t xml:space="preserve">  FORMATIONS</w:t>
+        <w:spacing w:after="80"/>
+      </w:pPr>
+      <w:r>
+        <w:drawing>
+          <wp:inline distT="0" distB="0" distL="0" distR="0">
+            <wp:extent cx="1143000" cy="971550"/>
+            <wp:effectExtent t="0" r="0" b="0" l="0"/>
+            <wp:docPr id="1" name="logo" descr="Logo YEBA FORMATIONS" title="Logo YEBA FORMATIONS"/>
+            <wp:cNvGraphicFramePr>
+              <a:graphicFrameLocks xmlns:a="http://schemas.openxmlformats.org/drawingml/2006/main" noChangeAspect="1"/>
+            </wp:cNvGraphicFramePr>
+            <a:graphic xmlns:a="http://schemas.openxmlformats.org/drawingml/2006/main">
+              <a:graphicData uri="http://schemas.openxmlformats.org/drawingml/2006/picture">
+                <pic:pic xmlns:pic="http://schemas.openxmlformats.org/drawingml/2006/picture">
+                  <pic:nvPicPr>
+                    <pic:cNvPr id="0" name="" descr=""/>
+                    <pic:cNvPicPr>
+                      <a:picLocks noChangeAspect="1" noChangeArrowheads="1"/>
+                    </pic:cNvPicPr>
+                  </pic:nvPicPr>
+                  <pic:blipFill>
+                    <a:blip r:embed="rId9" cstate="none"/>
+                    <a:srcRect/>
+                    <a:stretch>
+                      <a:fillRect/>
+                    </a:stretch>
+                  </pic:blipFill>
+                  <pic:spPr bwMode="auto">
+                    <a:xfrm>
+                      <a:off x="0" y="0"/>
+                      <a:ext cx="1143000" cy="971550"/>
+                    </a:xfrm>
+                    <a:prstGeom prst="rect">
+                      <a:avLst/>
+                    </a:prstGeom>
+                  </pic:spPr>
+                </pic:pic>
+              </a:graphicData>
+            </a:graphic>
+          </wp:inline>
+        </w:drawing>
       </w:r>
     </w:p>
     <w:p>
@@ -512,7 +530,7 @@
               <w:rPr>
                 <w:rFonts w:ascii="Inter" w:cs="Inter" w:eastAsia="Inter" w:hAnsi="Inter"/>
               </w:rPr>
-              <w:t xml:space="preserve">Aurélien LUMEKA, Directeur</w:t>
+              <w:t xml:space="preserve">Aurélien LUMEKA, Directeur — +262 693 32 24 45 — yebaformations@gmail.com</w:t>
             </w:r>
           </w:p>
         </w:tc>
@@ -565,7 +583,7 @@
               <w:rPr>
                 <w:rFonts w:ascii="Inter" w:cs="Inter" w:eastAsia="Inter" w:hAnsi="Inter"/>
               </w:rPr>
-              <w:t xml:space="preserve">Version 2 du 28/10/2026</w:t>
+              <w:t xml:space="preserve">Version 3 du 30/10/2026</w:t>
             </w:r>
           </w:p>
         </w:tc>
@@ -684,7 +702,7 @@
         <w:rPr>
           <w:rFonts w:ascii="Inter" w:cs="Inter" w:eastAsia="Inter" w:hAnsi="Inter"/>
         </w:rPr>
-        <w:t xml:space="preserve"> (pièce n° 19) : une demi-journée par mois, hors semaines au CFA, consacrée à une rencontre, une visite ou un défi collectif. Ces moments entretiennent le lien avec le groupe pendant les trois semaines passées en entreprise.</w:t>
+        <w:t xml:space="preserve"> (pièce n° 19) : une journée par mois, un mardi, hors semaines au CFA, consacrée à une rencontre, une visite ou un défi collectif. Ces moments entretiennent le lien avec le groupe pendant les trois semaines passées en entreprise.</w:t>
       </w:r>
     </w:p>
     <w:p>

--- a/dossier-deets-apprentissage/word/11_Notice_prevention_du_decrochage.docx
+++ b/dossier-deets-apprentissage/word/11_Notice_prevention_du_decrochage.docx
@@ -455,7 +455,7 @@
               <w:rPr>
                 <w:rFonts w:ascii="Inter" w:cs="Inter" w:eastAsia="Inter" w:hAnsi="Inter"/>
               </w:rPr>
-              <w:t xml:space="preserve">Certification Qualiopi</w:t>
+              <w:t xml:space="preserve">Adresse administrative (courrier)</w:t>
             </w:r>
           </w:p>
         </w:tc>
@@ -473,13 +473,13 @@
           <w:p>
             <w:pPr>
               <w:spacing w:after="40"/>
-              <w:jc w:val="both"/>
-            </w:pPr>
-            <w:r>
-              <w:rPr>
-                <w:rFonts w:ascii="Inter" w:cs="Inter" w:eastAsia="Inter" w:hAnsi="Inter"/>
-              </w:rPr>
-              <w:t xml:space="preserve">n° 25FOR02027.1 (actions de formation). Extension à la catégorie « actions de formation par apprentissage » engagée : l’audit d’extension sera réalisé dès l’entrée en formation du premier apprenti (courriel de l’organisme certificateur du 14/10/2026).</w:t>
+              <w:jc w:val="left"/>
+            </w:pPr>
+            <w:r>
+              <w:rPr>
+                <w:rFonts w:ascii="Inter" w:cs="Inter" w:eastAsia="Inter" w:hAnsi="Inter"/>
+              </w:rPr>
+              <w:t xml:space="preserve">9 rue Françoise Châtelain, Bâtiment A, Entrée 1, Porte 0042, 97490 Saint-Denis</w:t>
             </w:r>
           </w:p>
         </w:tc>
@@ -507,7 +507,7 @@
               <w:rPr>
                 <w:rFonts w:ascii="Inter" w:cs="Inter" w:eastAsia="Inter" w:hAnsi="Inter"/>
               </w:rPr>
-              <w:t xml:space="preserve">Responsable</w:t>
+              <w:t xml:space="preserve">Certification Qualiopi</w:t>
             </w:r>
           </w:p>
         </w:tc>
@@ -524,13 +524,27 @@
           <w:p>
             <w:pPr>
               <w:spacing w:after="40"/>
-              <w:jc w:val="left"/>
-            </w:pPr>
-            <w:r>
-              <w:rPr>
-                <w:rFonts w:ascii="Inter" w:cs="Inter" w:eastAsia="Inter" w:hAnsi="Inter"/>
-              </w:rPr>
-              <w:t xml:space="preserve">Aurélien LUMEKA, Directeur — +262 693 32 24 45 — yebaformations@gmail.com</w:t>
+              <w:jc w:val="both"/>
+            </w:pPr>
+            <w:r>
+              <w:rPr>
+                <w:rFonts w:ascii="Inter" w:cs="Inter" w:eastAsia="Inter" w:hAnsi="Inter"/>
+              </w:rPr>
+              <w:t xml:space="preserve">n° 25FOR02027.1, délivrée par QUALITIA Certification, valable du 17/02/2026 au 16/02/2029. Catégories certifiées (art. L.6313-1 du Code du travail) : actions de formation, bilans de compétences, actions de validation des acquis de l’expérience et </w:t>
+            </w:r>
+            <w:r>
+              <w:rPr>
+                <w:rFonts w:ascii="Inter" w:cs="Inter" w:eastAsia="Inter" w:hAnsi="Inter"/>
+                <w:b/>
+                <w:bCs/>
+              </w:rPr>
+              <w:t xml:space="preserve">actions de formation par apprentissage</w:t>
+            </w:r>
+            <w:r>
+              <w:rPr>
+                <w:rFonts w:ascii="Inter" w:cs="Inter" w:eastAsia="Inter" w:hAnsi="Inter"/>
+              </w:rPr>
+              <w:t xml:space="preserve">.</w:t>
             </w:r>
           </w:p>
         </w:tc>
@@ -559,7 +573,7 @@
               <w:rPr>
                 <w:rFonts w:ascii="Inter" w:cs="Inter" w:eastAsia="Inter" w:hAnsi="Inter"/>
               </w:rPr>
-              <w:t xml:space="preserve">Version</w:t>
+              <w:t xml:space="preserve">Responsable</w:t>
             </w:r>
           </w:p>
         </w:tc>
@@ -583,7 +597,58 @@
               <w:rPr>
                 <w:rFonts w:ascii="Inter" w:cs="Inter" w:eastAsia="Inter" w:hAnsi="Inter"/>
               </w:rPr>
-              <w:t xml:space="preserve">Version 3 du 30/10/2026</w:t>
+              <w:t xml:space="preserve">Aurélien LUMEKA, Directeur — +262 693 32 24 45 — yebaformations@gmail.com</w:t>
+            </w:r>
+          </w:p>
+        </w:tc>
+      </w:tr>
+      <w:tr>
+        <w:trPr>
+          <w:cantSplit/>
+        </w:trPr>
+        <w:tc>
+          <w:tcPr>
+            <w:tcW w:type="dxa" w:w="2600"/>
+            <w:tcMar>
+              <w:top w:type="dxa" w:w="60"/>
+              <w:left w:type="dxa" w:w="90"/>
+              <w:bottom w:type="dxa" w:w="60"/>
+              <w:right w:type="dxa" w:w="90"/>
+            </w:tcMar>
+          </w:tcPr>
+          <w:p>
+            <w:pPr>
+              <w:spacing w:after="40"/>
+              <w:jc w:val="left"/>
+            </w:pPr>
+            <w:r>
+              <w:rPr>
+                <w:rFonts w:ascii="Inter" w:cs="Inter" w:eastAsia="Inter" w:hAnsi="Inter"/>
+              </w:rPr>
+              <w:t xml:space="preserve">Version</w:t>
+            </w:r>
+          </w:p>
+        </w:tc>
+        <w:tc>
+          <w:tcPr>
+            <w:tcW w:type="dxa" w:w="7038"/>
+            <w:tcMar>
+              <w:top w:type="dxa" w:w="60"/>
+              <w:left w:type="dxa" w:w="90"/>
+              <w:bottom w:type="dxa" w:w="60"/>
+              <w:right w:type="dxa" w:w="90"/>
+            </w:tcMar>
+          </w:tcPr>
+          <w:p>
+            <w:pPr>
+              <w:spacing w:after="40"/>
+              <w:jc w:val="left"/>
+            </w:pPr>
+            <w:r>
+              <w:rPr>
+                <w:rFonts w:ascii="Inter" w:cs="Inter" w:eastAsia="Inter" w:hAnsi="Inter"/>
+              </w:rPr>
+              <w:t xml:space="preserve">Version 4 du 30/10/2026</w:t>
             </w:r>
           </w:p>
         </w:tc>
@@ -677,7 +742,7 @@
         <w:rPr>
           <w:rFonts w:ascii="Inter" w:cs="Inter" w:eastAsia="Inter" w:hAnsi="Inter"/>
         </w:rPr>
-        <w:t xml:space="preserve">Semaine d’intégration : connaissance de la promotion, règles de vie, droits et devoirs, présentation des personnes ressources.</w:t>
+        <w:t xml:space="preserve">Journées d’intégration (mardis 2 et 9 mars 2027) : connaissance de la promotion, règles de vie, droits et devoirs, présentation des personnes ressources.</w:t>
       </w:r>
     </w:p>
     <w:p>
@@ -696,13 +761,13 @@
           <w:b/>
           <w:bCs/>
         </w:rPr>
-        <w:t xml:space="preserve">Un Rendez-vous du mois</w:t>
-      </w:r>
-      <w:r>
-        <w:rPr>
-          <w:rFonts w:ascii="Inter" w:cs="Inter" w:eastAsia="Inter" w:hAnsi="Inter"/>
-        </w:rPr>
-        <w:t xml:space="preserve"> (pièce n° 19) : une journée par mois, un mardi, hors semaines au CFA, consacrée à une rencontre, une visite ou un défi collectif. Ces moments entretiennent le lien avec le groupe pendant les trois semaines passées en entreprise.</w:t>
+        <w:t xml:space="preserve">Un rendez-vous chaque semaine</w:t>
+      </w:r>
+      <w:r>
+        <w:rPr>
+          <w:rFonts w:ascii="Inter" w:cs="Inter" w:eastAsia="Inter" w:hAnsi="Inter"/>
+        </w:rPr>
+        <w:t xml:space="preserve"> : la promotion se retrouve au CFA tous les mardis, ce qui permet de repérer en quelques jours un apprenti qui s’absente ou décroche, au lieu d’attendre la séquence suivante.</w:t>
       </w:r>
     </w:p>
     <w:p>
@@ -721,13 +786,38 @@
           <w:b/>
           <w:bCs/>
         </w:rPr>
+        <w:t xml:space="preserve">Un Rendez-vous du mois</w:t>
+      </w:r>
+      <w:r>
+        <w:rPr>
+          <w:rFonts w:ascii="Inter" w:cs="Inter" w:eastAsia="Inter" w:hAnsi="Inter"/>
+        </w:rPr>
+        <w:t xml:space="preserve"> (pièce n° 19) : un mardi par mois consacré à une rencontre, une visite ou un défi collectif, pour entretenir la motivation et la cohésion du groupe.</w:t>
+      </w:r>
+    </w:p>
+    <w:p>
+      <w:pPr>
+        <w:pStyle w:val="ListParagraph"/>
+        <w:numPr>
+          <w:ilvl w:val="0"/>
+          <w:numId w:val="2"/>
+        </w:numPr>
+        <w:spacing w:after="60" w:line="276"/>
+        <w:jc w:val="both"/>
+      </w:pPr>
+      <w:r>
+        <w:rPr>
+          <w:rFonts w:ascii="Inter" w:cs="Inter" w:eastAsia="Inter" w:hAnsi="Inter"/>
+          <w:b/>
+          <w:bCs/>
+        </w:rPr>
         <w:t xml:space="preserve">Élection de délégués</w:t>
       </w:r>
       <w:r>
         <w:rPr>
           <w:rFonts w:ascii="Inter" w:cs="Inter" w:eastAsia="Inter" w:hAnsi="Inter"/>
         </w:rPr>
-        <w:t xml:space="preserve"> en avril 2027, porte-parole de la promotion et relais des difficultés de leurs camarades.</w:t>
+        <w:t xml:space="preserve"> le mardi 13 avril 2027, porte-parole de la promotion et relais des difficultés de leurs camarades.</w:t>
       </w:r>
     </w:p>
     <w:p>
